--- a/assignment4/FutureBusinessMajors_Milestone4_report.docx
+++ b/assignment4/FutureBusinessMajors_Milestone4_report.docx
@@ -291,6 +291,15 @@
     </w:p>
     <w:sdt>
       <w:sdtPr>
+        <w:rPr>
+          <w:rFonts w:asciiTheme="minorHAnsi" w:eastAsiaTheme="minorHAnsi" w:hAnsiTheme="minorHAnsi" w:cstheme="minorBidi"/>
+          <w:color w:val="auto"/>
+          <w:kern w:val="2"/>
+          <w:sz w:val="24"/>
+          <w:szCs w:val="24"/>
+          <w:lang w:val="en-CA"/>
+          <w14:ligatures w14:val="standardContextual"/>
+        </w:rPr>
         <w:id w:val="1924367950"/>
         <w:docPartObj>
           <w:docPartGallery w:val="Table of Contents"/>
@@ -299,16 +308,9 @@
       </w:sdtPr>
       <w:sdtEndPr>
         <w:rPr>
-          <w:rFonts w:asciiTheme="minorHAnsi" w:eastAsiaTheme="minorHAnsi" w:hAnsiTheme="minorHAnsi" w:cstheme="minorBidi"/>
           <w:b/>
           <w:bCs/>
           <w:noProof/>
-          <w:color w:val="auto"/>
-          <w:kern w:val="2"/>
-          <w:sz w:val="24"/>
-          <w:szCs w:val="24"/>
-          <w:lang w:val="en-CA"/>
-          <w14:ligatures w14:val="standardContextual"/>
         </w:rPr>
       </w:sdtEndPr>
       <w:sdtContent>
@@ -341,7 +343,7 @@
           <w:r>
             <w:fldChar w:fldCharType="separate"/>
           </w:r>
-          <w:hyperlink w:anchor="_Toc225356323" w:history="1">
+          <w:hyperlink w:anchor="_Toc225360264" w:history="1">
             <w:r>
               <w:rPr>
                 <w:rStyle w:val="Hyperlink"/>
@@ -369,7 +371,7 @@
                 <w:noProof/>
                 <w:webHidden/>
               </w:rPr>
-              <w:instrText xml:space="preserve"> PAGEREF _Toc225356323 \h </w:instrText>
+              <w:instrText xml:space="preserve"> PAGEREF _Toc225360264 \h </w:instrText>
             </w:r>
             <w:r>
               <w:rPr>
@@ -412,7 +414,7 @@
               <w:lang w:eastAsia="en-CA"/>
             </w:rPr>
           </w:pPr>
-          <w:hyperlink w:anchor="_Toc225356324" w:history="1">
+          <w:hyperlink w:anchor="_Toc225360265" w:history="1">
             <w:r>
               <w:rPr>
                 <w:rStyle w:val="Hyperlink"/>
@@ -440,7 +442,7 @@
                 <w:noProof/>
                 <w:webHidden/>
               </w:rPr>
-              <w:instrText xml:space="preserve"> PAGEREF _Toc225356324 \h </w:instrText>
+              <w:instrText xml:space="preserve"> PAGEREF _Toc225360265 \h </w:instrText>
             </w:r>
             <w:r>
               <w:rPr>
@@ -484,7 +486,7 @@
               <w:lang w:eastAsia="en-CA"/>
             </w:rPr>
           </w:pPr>
-          <w:hyperlink w:anchor="_Toc225356325" w:history="1">
+          <w:hyperlink w:anchor="_Toc225360266" w:history="1">
             <w:r>
               <w:rPr>
                 <w:rStyle w:val="Hyperlink"/>
@@ -528,7 +530,7 @@
                 <w:noProof/>
                 <w:webHidden/>
               </w:rPr>
-              <w:instrText xml:space="preserve"> PAGEREF _Toc225356325 \h </w:instrText>
+              <w:instrText xml:space="preserve"> PAGEREF _Toc225360266 \h </w:instrText>
             </w:r>
             <w:r>
               <w:rPr>
@@ -572,7 +574,7 @@
               <w:lang w:eastAsia="en-CA"/>
             </w:rPr>
           </w:pPr>
-          <w:hyperlink w:anchor="_Toc225356326" w:history="1">
+          <w:hyperlink w:anchor="_Toc225360267" w:history="1">
             <w:r>
               <w:rPr>
                 <w:rStyle w:val="Hyperlink"/>
@@ -616,7 +618,7 @@
                 <w:noProof/>
                 <w:webHidden/>
               </w:rPr>
-              <w:instrText xml:space="preserve"> PAGEREF _Toc225356326 \h </w:instrText>
+              <w:instrText xml:space="preserve"> PAGEREF _Toc225360267 \h </w:instrText>
             </w:r>
             <w:r>
               <w:rPr>
@@ -636,7 +638,7 @@
                 <w:noProof/>
                 <w:webHidden/>
               </w:rPr>
-              <w:t>4</w:t>
+              <w:t>3</w:t>
             </w:r>
             <w:r>
               <w:rPr>
@@ -660,7 +662,7 @@
               <w:lang w:eastAsia="en-CA"/>
             </w:rPr>
           </w:pPr>
-          <w:hyperlink w:anchor="_Toc225356327" w:history="1">
+          <w:hyperlink w:anchor="_Toc225360268" w:history="1">
             <w:r>
               <w:rPr>
                 <w:rStyle w:val="Hyperlink"/>
@@ -704,7 +706,7 @@
                 <w:noProof/>
                 <w:webHidden/>
               </w:rPr>
-              <w:instrText xml:space="preserve"> PAGEREF _Toc225356327 \h </w:instrText>
+              <w:instrText xml:space="preserve"> PAGEREF _Toc225360268 \h </w:instrText>
             </w:r>
             <w:r>
               <w:rPr>
@@ -748,7 +750,7 @@
               <w:lang w:eastAsia="en-CA"/>
             </w:rPr>
           </w:pPr>
-          <w:hyperlink w:anchor="_Toc225356328" w:history="1">
+          <w:hyperlink w:anchor="_Toc225360269" w:history="1">
             <w:r>
               <w:rPr>
                 <w:rStyle w:val="Hyperlink"/>
@@ -792,7 +794,7 @@
                 <w:noProof/>
                 <w:webHidden/>
               </w:rPr>
-              <w:instrText xml:space="preserve"> PAGEREF _Toc225356328 \h </w:instrText>
+              <w:instrText xml:space="preserve"> PAGEREF _Toc225360269 \h </w:instrText>
             </w:r>
             <w:r>
               <w:rPr>
@@ -836,7 +838,7 @@
               <w:lang w:eastAsia="en-CA"/>
             </w:rPr>
           </w:pPr>
-          <w:hyperlink w:anchor="_Toc225356329" w:history="1">
+          <w:hyperlink w:anchor="_Toc225360270" w:history="1">
             <w:r>
               <w:rPr>
                 <w:rStyle w:val="Hyperlink"/>
@@ -880,7 +882,7 @@
                 <w:noProof/>
                 <w:webHidden/>
               </w:rPr>
-              <w:instrText xml:space="preserve"> PAGEREF _Toc225356329 \h </w:instrText>
+              <w:instrText xml:space="preserve"> PAGEREF _Toc225360270 \h </w:instrText>
             </w:r>
             <w:r>
               <w:rPr>
@@ -924,7 +926,7 @@
               <w:lang w:eastAsia="en-CA"/>
             </w:rPr>
           </w:pPr>
-          <w:hyperlink w:anchor="_Toc225356330" w:history="1">
+          <w:hyperlink w:anchor="_Toc225360271" w:history="1">
             <w:r>
               <w:rPr>
                 <w:rStyle w:val="Hyperlink"/>
@@ -968,7 +970,7 @@
                 <w:noProof/>
                 <w:webHidden/>
               </w:rPr>
-              <w:instrText xml:space="preserve"> PAGEREF _Toc225356330 \h </w:instrText>
+              <w:instrText xml:space="preserve"> PAGEREF _Toc225360271 \h </w:instrText>
             </w:r>
             <w:r>
               <w:rPr>
@@ -988,7 +990,7 @@
                 <w:noProof/>
                 <w:webHidden/>
               </w:rPr>
-              <w:t>5</w:t>
+              <w:t>4</w:t>
             </w:r>
             <w:r>
               <w:rPr>
@@ -1012,7 +1014,7 @@
               <w:lang w:eastAsia="en-CA"/>
             </w:rPr>
           </w:pPr>
-          <w:hyperlink w:anchor="_Toc225356331" w:history="1">
+          <w:hyperlink w:anchor="_Toc225360272" w:history="1">
             <w:r>
               <w:rPr>
                 <w:rStyle w:val="Hyperlink"/>
@@ -1056,7 +1058,7 @@
                 <w:noProof/>
                 <w:webHidden/>
               </w:rPr>
-              <w:instrText xml:space="preserve"> PAGEREF _Toc225356331 \h </w:instrText>
+              <w:instrText xml:space="preserve"> PAGEREF _Toc225360272 \h </w:instrText>
             </w:r>
             <w:r>
               <w:rPr>
@@ -1076,7 +1078,7 @@
                 <w:noProof/>
                 <w:webHidden/>
               </w:rPr>
-              <w:t>5</w:t>
+              <w:t>4</w:t>
             </w:r>
             <w:r>
               <w:rPr>
@@ -1100,7 +1102,7 @@
               <w:lang w:eastAsia="en-CA"/>
             </w:rPr>
           </w:pPr>
-          <w:hyperlink w:anchor="_Toc225356332" w:history="1">
+          <w:hyperlink w:anchor="_Toc225360273" w:history="1">
             <w:r>
               <w:rPr>
                 <w:rStyle w:val="Hyperlink"/>
@@ -1144,7 +1146,7 @@
                 <w:noProof/>
                 <w:webHidden/>
               </w:rPr>
-              <w:instrText xml:space="preserve"> PAGEREF _Toc225356332 \h </w:instrText>
+              <w:instrText xml:space="preserve"> PAGEREF _Toc225360273 \h </w:instrText>
             </w:r>
             <w:r>
               <w:rPr>
@@ -1164,7 +1166,7 @@
                 <w:noProof/>
                 <w:webHidden/>
               </w:rPr>
-              <w:t>5</w:t>
+              <w:t>4</w:t>
             </w:r>
             <w:r>
               <w:rPr>
@@ -1188,7 +1190,7 @@
               <w:lang w:eastAsia="en-CA"/>
             </w:rPr>
           </w:pPr>
-          <w:hyperlink w:anchor="_Toc225356333" w:history="1">
+          <w:hyperlink w:anchor="_Toc225360274" w:history="1">
             <w:r>
               <w:rPr>
                 <w:rStyle w:val="Hyperlink"/>
@@ -1232,7 +1234,7 @@
                 <w:noProof/>
                 <w:webHidden/>
               </w:rPr>
-              <w:instrText xml:space="preserve"> PAGEREF _Toc225356333 \h </w:instrText>
+              <w:instrText xml:space="preserve"> PAGEREF _Toc225360274 \h </w:instrText>
             </w:r>
             <w:r>
               <w:rPr>
@@ -1276,7 +1278,7 @@
               <w:lang w:eastAsia="en-CA"/>
             </w:rPr>
           </w:pPr>
-          <w:hyperlink w:anchor="_Toc225356334" w:history="1">
+          <w:hyperlink w:anchor="_Toc225360275" w:history="1">
             <w:r>
               <w:rPr>
                 <w:rStyle w:val="Hyperlink"/>
@@ -1320,7 +1322,7 @@
                 <w:noProof/>
                 <w:webHidden/>
               </w:rPr>
-              <w:instrText xml:space="preserve"> PAGEREF _Toc225356334 \h </w:instrText>
+              <w:instrText xml:space="preserve"> PAGEREF _Toc225360275 \h </w:instrText>
             </w:r>
             <w:r>
               <w:rPr>
@@ -1364,7 +1366,7 @@
               <w:lang w:eastAsia="en-CA"/>
             </w:rPr>
           </w:pPr>
-          <w:hyperlink w:anchor="_Toc225356335" w:history="1">
+          <w:hyperlink w:anchor="_Toc225360276" w:history="1">
             <w:r>
               <w:rPr>
                 <w:rStyle w:val="Hyperlink"/>
@@ -1408,7 +1410,7 @@
                 <w:noProof/>
                 <w:webHidden/>
               </w:rPr>
-              <w:instrText xml:space="preserve"> PAGEREF _Toc225356335 \h </w:instrText>
+              <w:instrText xml:space="preserve"> PAGEREF _Toc225360276 \h </w:instrText>
             </w:r>
             <w:r>
               <w:rPr>
@@ -1452,7 +1454,7 @@
               <w:lang w:eastAsia="en-CA"/>
             </w:rPr>
           </w:pPr>
-          <w:hyperlink w:anchor="_Toc225356336" w:history="1">
+          <w:hyperlink w:anchor="_Toc225360277" w:history="1">
             <w:r>
               <w:rPr>
                 <w:rStyle w:val="Hyperlink"/>
@@ -1496,7 +1498,7 @@
                 <w:noProof/>
                 <w:webHidden/>
               </w:rPr>
-              <w:instrText xml:space="preserve"> PAGEREF _Toc225356336 \h </w:instrText>
+              <w:instrText xml:space="preserve"> PAGEREF _Toc225360277 \h </w:instrText>
             </w:r>
             <w:r>
               <w:rPr>
@@ -1540,7 +1542,7 @@
               <w:lang w:eastAsia="en-CA"/>
             </w:rPr>
           </w:pPr>
-          <w:hyperlink w:anchor="_Toc225356337" w:history="1">
+          <w:hyperlink w:anchor="_Toc225360278" w:history="1">
             <w:r>
               <w:rPr>
                 <w:rStyle w:val="Hyperlink"/>
@@ -1582,7 +1584,7 @@
                 <w:noProof/>
                 <w:webHidden/>
               </w:rPr>
-              <w:instrText xml:space="preserve"> PAGEREF _Toc225356337 \h </w:instrText>
+              <w:instrText xml:space="preserve"> PAGEREF _Toc225360278 \h </w:instrText>
             </w:r>
             <w:r>
               <w:rPr>
@@ -1602,7 +1604,7 @@
                 <w:noProof/>
                 <w:webHidden/>
               </w:rPr>
-              <w:t>7</w:t>
+              <w:t>6</w:t>
             </w:r>
             <w:r>
               <w:rPr>
@@ -1626,7 +1628,7 @@
               <w:lang w:eastAsia="en-CA"/>
             </w:rPr>
           </w:pPr>
-          <w:hyperlink w:anchor="_Toc225356338" w:history="1">
+          <w:hyperlink w:anchor="_Toc225360279" w:history="1">
             <w:r>
               <w:rPr>
                 <w:rStyle w:val="Hyperlink"/>
@@ -1668,7 +1670,7 @@
                 <w:noProof/>
                 <w:webHidden/>
               </w:rPr>
-              <w:instrText xml:space="preserve"> PAGEREF _Toc225356338 \h </w:instrText>
+              <w:instrText xml:space="preserve"> PAGEREF _Toc225360279 \h </w:instrText>
             </w:r>
             <w:r>
               <w:rPr>
@@ -1712,7 +1714,7 @@
               <w:lang w:eastAsia="en-CA"/>
             </w:rPr>
           </w:pPr>
-          <w:hyperlink w:anchor="_Toc225356339" w:history="1">
+          <w:hyperlink w:anchor="_Toc225360280" w:history="1">
             <w:r>
               <w:rPr>
                 <w:rStyle w:val="Hyperlink"/>
@@ -1754,7 +1756,7 @@
                 <w:noProof/>
                 <w:webHidden/>
               </w:rPr>
-              <w:instrText xml:space="preserve"> PAGEREF _Toc225356339 \h </w:instrText>
+              <w:instrText xml:space="preserve"> PAGEREF _Toc225360280 \h </w:instrText>
             </w:r>
             <w:r>
               <w:rPr>
@@ -1798,7 +1800,7 @@
               <w:lang w:eastAsia="en-CA"/>
             </w:rPr>
           </w:pPr>
-          <w:hyperlink w:anchor="_Toc225356340" w:history="1">
+          <w:hyperlink w:anchor="_Toc225360281" w:history="1">
             <w:r>
               <w:rPr>
                 <w:rStyle w:val="Hyperlink"/>
@@ -1840,7 +1842,7 @@
                 <w:noProof/>
                 <w:webHidden/>
               </w:rPr>
-              <w:instrText xml:space="preserve"> PAGEREF _Toc225356340 \h </w:instrText>
+              <w:instrText xml:space="preserve"> PAGEREF _Toc225360281 \h </w:instrText>
             </w:r>
             <w:r>
               <w:rPr>
@@ -1884,7 +1886,7 @@
               <w:lang w:eastAsia="en-CA"/>
             </w:rPr>
           </w:pPr>
-          <w:hyperlink w:anchor="_Toc225356341" w:history="1">
+          <w:hyperlink w:anchor="_Toc225360282" w:history="1">
             <w:r>
               <w:rPr>
                 <w:rStyle w:val="Hyperlink"/>
@@ -1926,7 +1928,7 @@
                 <w:noProof/>
                 <w:webHidden/>
               </w:rPr>
-              <w:instrText xml:space="preserve"> PAGEREF _Toc225356341 \h </w:instrText>
+              <w:instrText xml:space="preserve"> PAGEREF _Toc225360282 \h </w:instrText>
             </w:r>
             <w:r>
               <w:rPr>
@@ -1970,7 +1972,7 @@
               <w:lang w:eastAsia="en-CA"/>
             </w:rPr>
           </w:pPr>
-          <w:hyperlink w:anchor="_Toc225356342" w:history="1">
+          <w:hyperlink w:anchor="_Toc225360283" w:history="1">
             <w:r>
               <w:rPr>
                 <w:rStyle w:val="Hyperlink"/>
@@ -2012,7 +2014,7 @@
                 <w:noProof/>
                 <w:webHidden/>
               </w:rPr>
-              <w:instrText xml:space="preserve"> PAGEREF _Toc225356342 \h </w:instrText>
+              <w:instrText xml:space="preserve"> PAGEREF _Toc225360283 \h </w:instrText>
             </w:r>
             <w:r>
               <w:rPr>
@@ -2056,7 +2058,7 @@
               <w:lang w:eastAsia="en-CA"/>
             </w:rPr>
           </w:pPr>
-          <w:hyperlink w:anchor="_Toc225356343" w:history="1">
+          <w:hyperlink w:anchor="_Toc225360284" w:history="1">
             <w:r>
               <w:rPr>
                 <w:rStyle w:val="Hyperlink"/>
@@ -2098,7 +2100,7 @@
                 <w:noProof/>
                 <w:webHidden/>
               </w:rPr>
-              <w:instrText xml:space="preserve"> PAGEREF _Toc225356343 \h </w:instrText>
+              <w:instrText xml:space="preserve"> PAGEREF _Toc225360284 \h </w:instrText>
             </w:r>
             <w:r>
               <w:rPr>
@@ -2142,7 +2144,7 @@
               <w:lang w:eastAsia="en-CA"/>
             </w:rPr>
           </w:pPr>
-          <w:hyperlink w:anchor="_Toc225356344" w:history="1">
+          <w:hyperlink w:anchor="_Toc225360285" w:history="1">
             <w:r>
               <w:rPr>
                 <w:rStyle w:val="Hyperlink"/>
@@ -2184,7 +2186,7 @@
                 <w:noProof/>
                 <w:webHidden/>
               </w:rPr>
-              <w:instrText xml:space="preserve"> PAGEREF _Toc225356344 \h </w:instrText>
+              <w:instrText xml:space="preserve"> PAGEREF _Toc225360285 \h </w:instrText>
             </w:r>
             <w:r>
               <w:rPr>
@@ -2204,7 +2206,7 @@
                 <w:noProof/>
                 <w:webHidden/>
               </w:rPr>
-              <w:t>9</w:t>
+              <w:t>8</w:t>
             </w:r>
             <w:r>
               <w:rPr>
@@ -2228,7 +2230,7 @@
               <w:lang w:eastAsia="en-CA"/>
             </w:rPr>
           </w:pPr>
-          <w:hyperlink w:anchor="_Toc225356345" w:history="1">
+          <w:hyperlink w:anchor="_Toc225360286" w:history="1">
             <w:r>
               <w:rPr>
                 <w:rStyle w:val="Hyperlink"/>
@@ -2272,7 +2274,7 @@
                 <w:noProof/>
                 <w:webHidden/>
               </w:rPr>
-              <w:instrText xml:space="preserve"> PAGEREF _Toc225356345 \h </w:instrText>
+              <w:instrText xml:space="preserve"> PAGEREF _Toc225360286 \h </w:instrText>
             </w:r>
             <w:r>
               <w:rPr>
@@ -2292,7 +2294,7 @@
                 <w:noProof/>
                 <w:webHidden/>
               </w:rPr>
-              <w:t>9</w:t>
+              <w:t>11</w:t>
             </w:r>
             <w:r>
               <w:rPr>
@@ -2316,7 +2318,7 @@
               <w:lang w:eastAsia="en-CA"/>
             </w:rPr>
           </w:pPr>
-          <w:hyperlink w:anchor="_Toc225356346" w:history="1">
+          <w:hyperlink w:anchor="_Toc225360287" w:history="1">
             <w:r>
               <w:rPr>
                 <w:rStyle w:val="Hyperlink"/>
@@ -2360,7 +2362,7 @@
                 <w:noProof/>
                 <w:webHidden/>
               </w:rPr>
-              <w:instrText xml:space="preserve"> PAGEREF _Toc225356346 \h </w:instrText>
+              <w:instrText xml:space="preserve"> PAGEREF _Toc225360287 \h </w:instrText>
             </w:r>
             <w:r>
               <w:rPr>
@@ -2380,7 +2382,7 @@
                 <w:noProof/>
                 <w:webHidden/>
               </w:rPr>
-              <w:t>9</w:t>
+              <w:t>11</w:t>
             </w:r>
             <w:r>
               <w:rPr>
@@ -2404,7 +2406,7 @@
               <w:lang w:eastAsia="en-CA"/>
             </w:rPr>
           </w:pPr>
-          <w:hyperlink w:anchor="_Toc225356347" w:history="1">
+          <w:hyperlink w:anchor="_Toc225360288" w:history="1">
             <w:r>
               <w:rPr>
                 <w:rStyle w:val="Hyperlink"/>
@@ -2448,7 +2450,7 @@
                 <w:noProof/>
                 <w:webHidden/>
               </w:rPr>
-              <w:instrText xml:space="preserve"> PAGEREF _Toc225356347 \h </w:instrText>
+              <w:instrText xml:space="preserve"> PAGEREF _Toc225360288 \h </w:instrText>
             </w:r>
             <w:r>
               <w:rPr>
@@ -2468,724 +2470,7 @@
                 <w:noProof/>
                 <w:webHidden/>
               </w:rPr>
-              <w:t>9</w:t>
-            </w:r>
-            <w:r>
-              <w:rPr>
-                <w:noProof/>
-                <w:webHidden/>
-              </w:rPr>
-              <w:fldChar w:fldCharType="end"/>
-            </w:r>
-          </w:hyperlink>
-        </w:p>
-        <w:p>
-          <w:pPr>
-            <w:pStyle w:val="TOC1"/>
-            <w:tabs>
-              <w:tab w:val="right" w:leader="dot" w:pos="9350"/>
-            </w:tabs>
-            <w:rPr>
-              <w:rFonts w:eastAsiaTheme="minorEastAsia"/>
-              <w:noProof/>
-              <w:lang w:eastAsia="en-CA"/>
-            </w:rPr>
-          </w:pPr>
-          <w:hyperlink w:anchor="_Toc225356348" w:history="1">
-            <w:r>
-              <w:rPr>
-                <w:rStyle w:val="Hyperlink"/>
-                <w:noProof/>
-                <w:lang w:val="en-US"/>
-              </w:rPr>
-              <w:t>6.1 Experiment 1: Tool Setup and Configuration</w:t>
-            </w:r>
-            <w:r>
-              <w:rPr>
-                <w:noProof/>
-                <w:webHidden/>
-              </w:rPr>
-              <w:tab/>
-            </w:r>
-            <w:r>
-              <w:rPr>
-                <w:noProof/>
-                <w:webHidden/>
-              </w:rPr>
-              <w:fldChar w:fldCharType="begin"/>
-            </w:r>
-            <w:r>
-              <w:rPr>
-                <w:noProof/>
-                <w:webHidden/>
-              </w:rPr>
-              <w:instrText xml:space="preserve"> PAGEREF _Toc225356348 \h </w:instrText>
-            </w:r>
-            <w:r>
-              <w:rPr>
-                <w:noProof/>
-                <w:webHidden/>
-              </w:rPr>
-            </w:r>
-            <w:r>
-              <w:rPr>
-                <w:noProof/>
-                <w:webHidden/>
-              </w:rPr>
-              <w:fldChar w:fldCharType="separate"/>
-            </w:r>
-            <w:r>
-              <w:rPr>
-                <w:noProof/>
-                <w:webHidden/>
-              </w:rPr>
-              <w:t>9</w:t>
-            </w:r>
-            <w:r>
-              <w:rPr>
-                <w:noProof/>
-                <w:webHidden/>
-              </w:rPr>
-              <w:fldChar w:fldCharType="end"/>
-            </w:r>
-          </w:hyperlink>
-        </w:p>
-        <w:p>
-          <w:pPr>
-            <w:pStyle w:val="TOC1"/>
-            <w:tabs>
-              <w:tab w:val="right" w:leader="dot" w:pos="9350"/>
-            </w:tabs>
-            <w:rPr>
-              <w:rFonts w:eastAsiaTheme="minorEastAsia"/>
-              <w:noProof/>
-              <w:lang w:eastAsia="en-CA"/>
-            </w:rPr>
-          </w:pPr>
-          <w:hyperlink w:anchor="_Toc225356349" w:history="1">
-            <w:r>
-              <w:rPr>
-                <w:rStyle w:val="Hyperlink"/>
-                <w:noProof/>
-              </w:rPr>
-              <w:t>6.2 Experiment 2: Infer Analysis and Metrics</w:t>
-            </w:r>
-            <w:r>
-              <w:rPr>
-                <w:noProof/>
-                <w:webHidden/>
-              </w:rPr>
-              <w:tab/>
-            </w:r>
-            <w:r>
-              <w:rPr>
-                <w:noProof/>
-                <w:webHidden/>
-              </w:rPr>
-              <w:fldChar w:fldCharType="begin"/>
-            </w:r>
-            <w:r>
-              <w:rPr>
-                <w:noProof/>
-                <w:webHidden/>
-              </w:rPr>
-              <w:instrText xml:space="preserve"> PAGEREF _Toc225356349 \h </w:instrText>
-            </w:r>
-            <w:r>
-              <w:rPr>
-                <w:noProof/>
-                <w:webHidden/>
-              </w:rPr>
-            </w:r>
-            <w:r>
-              <w:rPr>
-                <w:noProof/>
-                <w:webHidden/>
-              </w:rPr>
-              <w:fldChar w:fldCharType="separate"/>
-            </w:r>
-            <w:r>
-              <w:rPr>
-                <w:noProof/>
-                <w:webHidden/>
-              </w:rPr>
-              <w:t>10</w:t>
-            </w:r>
-            <w:r>
-              <w:rPr>
-                <w:noProof/>
-                <w:webHidden/>
-              </w:rPr>
-              <w:fldChar w:fldCharType="end"/>
-            </w:r>
-          </w:hyperlink>
-        </w:p>
-        <w:p>
-          <w:pPr>
-            <w:pStyle w:val="TOC2"/>
-            <w:tabs>
-              <w:tab w:val="right" w:leader="dot" w:pos="9350"/>
-            </w:tabs>
-            <w:rPr>
-              <w:rFonts w:eastAsiaTheme="minorEastAsia"/>
-              <w:noProof/>
-              <w:lang w:eastAsia="en-CA"/>
-            </w:rPr>
-          </w:pPr>
-          <w:hyperlink w:anchor="_Toc225356350" w:history="1">
-            <w:r>
-              <w:rPr>
-                <w:rStyle w:val="Hyperlink"/>
-                <w:noProof/>
-              </w:rPr>
-              <w:t>Running Infer</w:t>
-            </w:r>
-            <w:r>
-              <w:rPr>
-                <w:noProof/>
-                <w:webHidden/>
-              </w:rPr>
-              <w:tab/>
-            </w:r>
-            <w:r>
-              <w:rPr>
-                <w:noProof/>
-                <w:webHidden/>
-              </w:rPr>
-              <w:fldChar w:fldCharType="begin"/>
-            </w:r>
-            <w:r>
-              <w:rPr>
-                <w:noProof/>
-                <w:webHidden/>
-              </w:rPr>
-              <w:instrText xml:space="preserve"> PAGEREF _Toc225356350 \h </w:instrText>
-            </w:r>
-            <w:r>
-              <w:rPr>
-                <w:noProof/>
-                <w:webHidden/>
-              </w:rPr>
-            </w:r>
-            <w:r>
-              <w:rPr>
-                <w:noProof/>
-                <w:webHidden/>
-              </w:rPr>
-              <w:fldChar w:fldCharType="separate"/>
-            </w:r>
-            <w:r>
-              <w:rPr>
-                <w:noProof/>
-                <w:webHidden/>
-              </w:rPr>
-              <w:t>10</w:t>
-            </w:r>
-            <w:r>
-              <w:rPr>
-                <w:noProof/>
-                <w:webHidden/>
-              </w:rPr>
-              <w:fldChar w:fldCharType="end"/>
-            </w:r>
-          </w:hyperlink>
-        </w:p>
-        <w:p>
-          <w:pPr>
-            <w:pStyle w:val="TOC2"/>
-            <w:tabs>
-              <w:tab w:val="right" w:leader="dot" w:pos="9350"/>
-            </w:tabs>
-            <w:rPr>
-              <w:rFonts w:eastAsiaTheme="minorEastAsia"/>
-              <w:noProof/>
-              <w:lang w:eastAsia="en-CA"/>
-            </w:rPr>
-          </w:pPr>
-          <w:hyperlink w:anchor="_Toc225356351" w:history="1">
-            <w:r>
-              <w:rPr>
-                <w:rStyle w:val="Hyperlink"/>
-                <w:noProof/>
-              </w:rPr>
-              <w:t>Important metrics</w:t>
-            </w:r>
-            <w:r>
-              <w:rPr>
-                <w:noProof/>
-                <w:webHidden/>
-              </w:rPr>
-              <w:tab/>
-            </w:r>
-            <w:r>
-              <w:rPr>
-                <w:noProof/>
-                <w:webHidden/>
-              </w:rPr>
-              <w:fldChar w:fldCharType="begin"/>
-            </w:r>
-            <w:r>
-              <w:rPr>
-                <w:noProof/>
-                <w:webHidden/>
-              </w:rPr>
-              <w:instrText xml:space="preserve"> PAGEREF _Toc225356351 \h </w:instrText>
-            </w:r>
-            <w:r>
-              <w:rPr>
-                <w:noProof/>
-                <w:webHidden/>
-              </w:rPr>
-            </w:r>
-            <w:r>
-              <w:rPr>
-                <w:noProof/>
-                <w:webHidden/>
-              </w:rPr>
-              <w:fldChar w:fldCharType="separate"/>
-            </w:r>
-            <w:r>
-              <w:rPr>
-                <w:noProof/>
-                <w:webHidden/>
-              </w:rPr>
-              <w:t>10</w:t>
-            </w:r>
-            <w:r>
-              <w:rPr>
-                <w:noProof/>
-                <w:webHidden/>
-              </w:rPr>
-              <w:fldChar w:fldCharType="end"/>
-            </w:r>
-          </w:hyperlink>
-        </w:p>
-        <w:p>
-          <w:pPr>
-            <w:pStyle w:val="TOC2"/>
-            <w:tabs>
-              <w:tab w:val="right" w:leader="dot" w:pos="9350"/>
-            </w:tabs>
-            <w:rPr>
-              <w:rFonts w:eastAsiaTheme="minorEastAsia"/>
-              <w:noProof/>
-              <w:lang w:eastAsia="en-CA"/>
-            </w:rPr>
-          </w:pPr>
-          <w:hyperlink w:anchor="_Toc225356352" w:history="1">
-            <w:r>
-              <w:rPr>
-                <w:rStyle w:val="Hyperlink"/>
-                <w:noProof/>
-              </w:rPr>
-              <w:t>Summary table</w:t>
-            </w:r>
-            <w:r>
-              <w:rPr>
-                <w:noProof/>
-                <w:webHidden/>
-              </w:rPr>
-              <w:tab/>
-            </w:r>
-            <w:r>
-              <w:rPr>
-                <w:noProof/>
-                <w:webHidden/>
-              </w:rPr>
-              <w:fldChar w:fldCharType="begin"/>
-            </w:r>
-            <w:r>
-              <w:rPr>
-                <w:noProof/>
-                <w:webHidden/>
-              </w:rPr>
-              <w:instrText xml:space="preserve"> PAGEREF _Toc225356352 \h </w:instrText>
-            </w:r>
-            <w:r>
-              <w:rPr>
-                <w:noProof/>
-                <w:webHidden/>
-              </w:rPr>
-            </w:r>
-            <w:r>
-              <w:rPr>
-                <w:noProof/>
-                <w:webHidden/>
-              </w:rPr>
-              <w:fldChar w:fldCharType="separate"/>
-            </w:r>
-            <w:r>
-              <w:rPr>
-                <w:noProof/>
-                <w:webHidden/>
-              </w:rPr>
               <w:t>11</w:t>
-            </w:r>
-            <w:r>
-              <w:rPr>
-                <w:noProof/>
-                <w:webHidden/>
-              </w:rPr>
-              <w:fldChar w:fldCharType="end"/>
-            </w:r>
-          </w:hyperlink>
-        </w:p>
-        <w:p>
-          <w:pPr>
-            <w:pStyle w:val="TOC1"/>
-            <w:tabs>
-              <w:tab w:val="right" w:leader="dot" w:pos="9350"/>
-            </w:tabs>
-            <w:rPr>
-              <w:rFonts w:eastAsiaTheme="minorEastAsia"/>
-              <w:noProof/>
-              <w:lang w:eastAsia="en-CA"/>
-            </w:rPr>
-          </w:pPr>
-          <w:hyperlink w:anchor="_Toc225356353" w:history="1">
-            <w:r>
-              <w:rPr>
-                <w:rStyle w:val="Hyperlink"/>
-                <w:noProof/>
-              </w:rPr>
-              <w:t>6.3 Experiment 3: Manual Triage of Findings</w:t>
-            </w:r>
-            <w:r>
-              <w:rPr>
-                <w:noProof/>
-                <w:webHidden/>
-              </w:rPr>
-              <w:tab/>
-            </w:r>
-            <w:r>
-              <w:rPr>
-                <w:noProof/>
-                <w:webHidden/>
-              </w:rPr>
-              <w:fldChar w:fldCharType="begin"/>
-            </w:r>
-            <w:r>
-              <w:rPr>
-                <w:noProof/>
-                <w:webHidden/>
-              </w:rPr>
-              <w:instrText xml:space="preserve"> PAGEREF _Toc225356353 \h </w:instrText>
-            </w:r>
-            <w:r>
-              <w:rPr>
-                <w:noProof/>
-                <w:webHidden/>
-              </w:rPr>
-            </w:r>
-            <w:r>
-              <w:rPr>
-                <w:noProof/>
-                <w:webHidden/>
-              </w:rPr>
-              <w:fldChar w:fldCharType="separate"/>
-            </w:r>
-            <w:r>
-              <w:rPr>
-                <w:noProof/>
-                <w:webHidden/>
-              </w:rPr>
-              <w:t>11</w:t>
-            </w:r>
-            <w:r>
-              <w:rPr>
-                <w:noProof/>
-                <w:webHidden/>
-              </w:rPr>
-              <w:fldChar w:fldCharType="end"/>
-            </w:r>
-          </w:hyperlink>
-        </w:p>
-        <w:p>
-          <w:pPr>
-            <w:pStyle w:val="TOC2"/>
-            <w:tabs>
-              <w:tab w:val="right" w:leader="dot" w:pos="9350"/>
-            </w:tabs>
-            <w:rPr>
-              <w:rFonts w:eastAsiaTheme="minorEastAsia"/>
-              <w:noProof/>
-              <w:lang w:eastAsia="en-CA"/>
-            </w:rPr>
-          </w:pPr>
-          <w:hyperlink w:anchor="_Toc225356354" w:history="1">
-            <w:r>
-              <w:rPr>
-                <w:rStyle w:val="Hyperlink"/>
-                <w:noProof/>
-              </w:rPr>
-              <w:t>Issue A: one issue from the most frequent issue category</w:t>
-            </w:r>
-            <w:r>
-              <w:rPr>
-                <w:noProof/>
-                <w:webHidden/>
-              </w:rPr>
-              <w:tab/>
-            </w:r>
-            <w:r>
-              <w:rPr>
-                <w:noProof/>
-                <w:webHidden/>
-              </w:rPr>
-              <w:fldChar w:fldCharType="begin"/>
-            </w:r>
-            <w:r>
-              <w:rPr>
-                <w:noProof/>
-                <w:webHidden/>
-              </w:rPr>
-              <w:instrText xml:space="preserve"> PAGEREF _Toc225356354 \h </w:instrText>
-            </w:r>
-            <w:r>
-              <w:rPr>
-                <w:noProof/>
-                <w:webHidden/>
-              </w:rPr>
-            </w:r>
-            <w:r>
-              <w:rPr>
-                <w:noProof/>
-                <w:webHidden/>
-              </w:rPr>
-              <w:fldChar w:fldCharType="separate"/>
-            </w:r>
-            <w:r>
-              <w:rPr>
-                <w:noProof/>
-                <w:webHidden/>
-              </w:rPr>
-              <w:t>11</w:t>
-            </w:r>
-            <w:r>
-              <w:rPr>
-                <w:noProof/>
-                <w:webHidden/>
-              </w:rPr>
-              <w:fldChar w:fldCharType="end"/>
-            </w:r>
-          </w:hyperlink>
-        </w:p>
-        <w:p>
-          <w:pPr>
-            <w:pStyle w:val="TOC2"/>
-            <w:tabs>
-              <w:tab w:val="right" w:leader="dot" w:pos="9350"/>
-            </w:tabs>
-            <w:rPr>
-              <w:rFonts w:eastAsiaTheme="minorEastAsia"/>
-              <w:noProof/>
-              <w:lang w:eastAsia="en-CA"/>
-            </w:rPr>
-          </w:pPr>
-          <w:hyperlink w:anchor="_Toc225356355" w:history="1">
-            <w:r>
-              <w:rPr>
-                <w:rStyle w:val="Hyperlink"/>
-                <w:noProof/>
-              </w:rPr>
-              <w:t>Issue B: one issue from any different category</w:t>
-            </w:r>
-            <w:r>
-              <w:rPr>
-                <w:noProof/>
-                <w:webHidden/>
-              </w:rPr>
-              <w:tab/>
-            </w:r>
-            <w:r>
-              <w:rPr>
-                <w:noProof/>
-                <w:webHidden/>
-              </w:rPr>
-              <w:fldChar w:fldCharType="begin"/>
-            </w:r>
-            <w:r>
-              <w:rPr>
-                <w:noProof/>
-                <w:webHidden/>
-              </w:rPr>
-              <w:instrText xml:space="preserve"> PAGEREF _Toc225356355 \h </w:instrText>
-            </w:r>
-            <w:r>
-              <w:rPr>
-                <w:noProof/>
-                <w:webHidden/>
-              </w:rPr>
-            </w:r>
-            <w:r>
-              <w:rPr>
-                <w:noProof/>
-                <w:webHidden/>
-              </w:rPr>
-              <w:fldChar w:fldCharType="separate"/>
-            </w:r>
-            <w:r>
-              <w:rPr>
-                <w:noProof/>
-                <w:webHidden/>
-              </w:rPr>
-              <w:t>14</w:t>
-            </w:r>
-            <w:r>
-              <w:rPr>
-                <w:noProof/>
-                <w:webHidden/>
-              </w:rPr>
-              <w:fldChar w:fldCharType="end"/>
-            </w:r>
-          </w:hyperlink>
-        </w:p>
-        <w:p>
-          <w:pPr>
-            <w:pStyle w:val="TOC1"/>
-            <w:tabs>
-              <w:tab w:val="right" w:leader="dot" w:pos="9350"/>
-            </w:tabs>
-            <w:rPr>
-              <w:rFonts w:eastAsiaTheme="minorEastAsia"/>
-              <w:noProof/>
-              <w:lang w:eastAsia="en-CA"/>
-            </w:rPr>
-          </w:pPr>
-          <w:hyperlink w:anchor="_Toc225356356" w:history="1">
-            <w:r>
-              <w:rPr>
-                <w:rStyle w:val="Hyperlink"/>
-                <w:noProof/>
-              </w:rPr>
-              <w:t>6.4 Experiment 4: Stability Under Small Code Changes</w:t>
-            </w:r>
-            <w:r>
-              <w:rPr>
-                <w:noProof/>
-                <w:webHidden/>
-              </w:rPr>
-              <w:tab/>
-            </w:r>
-            <w:r>
-              <w:rPr>
-                <w:noProof/>
-                <w:webHidden/>
-              </w:rPr>
-              <w:fldChar w:fldCharType="begin"/>
-            </w:r>
-            <w:r>
-              <w:rPr>
-                <w:noProof/>
-                <w:webHidden/>
-              </w:rPr>
-              <w:instrText xml:space="preserve"> PAGEREF _Toc225356356 \h </w:instrText>
-            </w:r>
-            <w:r>
-              <w:rPr>
-                <w:noProof/>
-                <w:webHidden/>
-              </w:rPr>
-            </w:r>
-            <w:r>
-              <w:rPr>
-                <w:noProof/>
-                <w:webHidden/>
-              </w:rPr>
-              <w:fldChar w:fldCharType="separate"/>
-            </w:r>
-            <w:r>
-              <w:rPr>
-                <w:noProof/>
-                <w:webHidden/>
-              </w:rPr>
-              <w:t>15</w:t>
-            </w:r>
-            <w:r>
-              <w:rPr>
-                <w:noProof/>
-                <w:webHidden/>
-              </w:rPr>
-              <w:fldChar w:fldCharType="end"/>
-            </w:r>
-          </w:hyperlink>
-        </w:p>
-        <w:p>
-          <w:pPr>
-            <w:pStyle w:val="TOC1"/>
-            <w:tabs>
-              <w:tab w:val="left" w:pos="480"/>
-              <w:tab w:val="right" w:leader="dot" w:pos="9350"/>
-            </w:tabs>
-            <w:rPr>
-              <w:rFonts w:eastAsiaTheme="minorEastAsia"/>
-              <w:noProof/>
-              <w:lang w:eastAsia="en-CA"/>
-            </w:rPr>
-          </w:pPr>
-          <w:hyperlink w:anchor="_Toc225356357" w:history="1">
-            <w:r>
-              <w:rPr>
-                <w:rStyle w:val="Hyperlink"/>
-                <w:noProof/>
-              </w:rPr>
-              <w:t>1.</w:t>
-            </w:r>
-            <w:r>
-              <w:rPr>
-                <w:rFonts w:eastAsiaTheme="minorEastAsia"/>
-                <w:noProof/>
-                <w:lang w:eastAsia="en-CA"/>
-              </w:rPr>
-              <w:tab/>
-            </w:r>
-            <w:r>
-              <w:rPr>
-                <w:rStyle w:val="Hyperlink"/>
-                <w:noProof/>
-              </w:rPr>
-              <w:t>Experiment 5: Comparison with Semgrep</w:t>
-            </w:r>
-            <w:r>
-              <w:rPr>
-                <w:noProof/>
-                <w:webHidden/>
-              </w:rPr>
-              <w:tab/>
-            </w:r>
-            <w:r>
-              <w:rPr>
-                <w:noProof/>
-                <w:webHidden/>
-              </w:rPr>
-              <w:fldChar w:fldCharType="begin"/>
-            </w:r>
-            <w:r>
-              <w:rPr>
-                <w:noProof/>
-                <w:webHidden/>
-              </w:rPr>
-              <w:instrText xml:space="preserve"> PAGEREF _Toc225356357 \h </w:instrText>
-            </w:r>
-            <w:r>
-              <w:rPr>
-                <w:noProof/>
-                <w:webHidden/>
-              </w:rPr>
-            </w:r>
-            <w:r>
-              <w:rPr>
-                <w:noProof/>
-                <w:webHidden/>
-              </w:rPr>
-              <w:fldChar w:fldCharType="separate"/>
-            </w:r>
-            <w:r>
-              <w:rPr>
-                <w:noProof/>
-                <w:webHidden/>
-              </w:rPr>
-              <w:t>15</w:t>
             </w:r>
             <w:r>
               <w:rPr>
@@ -3226,11 +2511,12 @@
           <w:lang w:val="en-US"/>
         </w:rPr>
       </w:pPr>
-      <w:bookmarkStart w:id="0" w:name="_Toc225356323"/>
-      <w:r>
-        <w:rPr>
-          <w:lang w:val="en-US"/>
-        </w:rPr>
+      <w:bookmarkStart w:id="0" w:name="_Toc225360264"/>
+      <w:r>
+        <w:rPr>
+          <w:lang w:val="en-US"/>
+        </w:rPr>
+        <w:lastRenderedPageBreak/>
         <w:t>List of Figures</w:t>
       </w:r>
       <w:bookmarkEnd w:id="0"/>
@@ -3265,7 +2551,7 @@
         </w:rPr>
         <w:fldChar w:fldCharType="separate"/>
       </w:r>
-      <w:hyperlink w:anchor="_Toc225356318" w:history="1">
+      <w:hyperlink w:anchor="_Toc225360289" w:history="1">
         <w:r>
           <w:rPr>
             <w:rStyle w:val="Hyperlink"/>
@@ -3292,7 +2578,77 @@
             <w:noProof/>
             <w:webHidden/>
           </w:rPr>
-          <w:instrText xml:space="preserve"> PAGEREF _Toc225356318 \h </w:instrText>
+          <w:instrText xml:space="preserve"> PAGEREF _Toc225360289 \h </w:instrText>
+        </w:r>
+        <w:r>
+          <w:rPr>
+            <w:noProof/>
+            <w:webHidden/>
+          </w:rPr>
+        </w:r>
+        <w:r>
+          <w:rPr>
+            <w:noProof/>
+            <w:webHidden/>
+          </w:rPr>
+          <w:fldChar w:fldCharType="separate"/>
+        </w:r>
+        <w:r>
+          <w:rPr>
+            <w:noProof/>
+            <w:webHidden/>
+          </w:rPr>
+          <w:t>5</w:t>
+        </w:r>
+        <w:r>
+          <w:rPr>
+            <w:noProof/>
+            <w:webHidden/>
+          </w:rPr>
+          <w:fldChar w:fldCharType="end"/>
+        </w:r>
+      </w:hyperlink>
+    </w:p>
+    <w:p>
+      <w:pPr>
+        <w:pStyle w:val="TableofFigures"/>
+        <w:tabs>
+          <w:tab w:val="right" w:leader="dot" w:pos="9350"/>
+        </w:tabs>
+        <w:rPr>
+          <w:rFonts w:eastAsiaTheme="minorEastAsia"/>
+          <w:noProof/>
+          <w:lang w:eastAsia="en-CA"/>
+        </w:rPr>
+      </w:pPr>
+      <w:hyperlink w:anchor="_Toc225360290" w:history="1">
+        <w:r>
+          <w:rPr>
+            <w:rStyle w:val="Hyperlink"/>
+            <w:noProof/>
+          </w:rPr>
+          <w:t>Figure 2: Issue A Infer Trace</w:t>
+        </w:r>
+        <w:r>
+          <w:rPr>
+            <w:noProof/>
+            <w:webHidden/>
+          </w:rPr>
+          <w:tab/>
+        </w:r>
+        <w:r>
+          <w:rPr>
+            <w:noProof/>
+            <w:webHidden/>
+          </w:rPr>
+          <w:fldChar w:fldCharType="begin"/>
+        </w:r>
+        <w:r>
+          <w:rPr>
+            <w:noProof/>
+            <w:webHidden/>
+          </w:rPr>
+          <w:instrText xml:space="preserve"> PAGEREF _Toc225360290 \h </w:instrText>
         </w:r>
         <w:r>
           <w:rPr>
@@ -3335,13 +2691,13 @@
           <w:lang w:eastAsia="en-CA"/>
         </w:rPr>
       </w:pPr>
-      <w:hyperlink w:anchor="_Toc225356319" w:history="1">
+      <w:hyperlink w:anchor="_Toc225360291" w:history="1">
         <w:r>
           <w:rPr>
             <w:rStyle w:val="Hyperlink"/>
             <w:noProof/>
           </w:rPr>
-          <w:t>Figure 2: Issue A Infer Trace</w:t>
+          <w:t>Figure 3: Issue A Fix Validation</w:t>
         </w:r>
         <w:r>
           <w:rPr>
@@ -3362,7 +2718,544 @@
             <w:noProof/>
             <w:webHidden/>
           </w:rPr>
-          <w:instrText xml:space="preserve"> PAGEREF _Toc225356319 \h </w:instrText>
+          <w:instrText xml:space="preserve"> PAGEREF _Toc225360291 \h </w:instrText>
+        </w:r>
+        <w:r>
+          <w:rPr>
+            <w:noProof/>
+            <w:webHidden/>
+          </w:rPr>
+        </w:r>
+        <w:r>
+          <w:rPr>
+            <w:noProof/>
+            <w:webHidden/>
+          </w:rPr>
+          <w:fldChar w:fldCharType="separate"/>
+        </w:r>
+        <w:r>
+          <w:rPr>
+            <w:noProof/>
+            <w:webHidden/>
+          </w:rPr>
+          <w:t>8</w:t>
+        </w:r>
+        <w:r>
+          <w:rPr>
+            <w:noProof/>
+            <w:webHidden/>
+          </w:rPr>
+          <w:fldChar w:fldCharType="end"/>
+        </w:r>
+      </w:hyperlink>
+    </w:p>
+    <w:p>
+      <w:pPr>
+        <w:pStyle w:val="TableofFigures"/>
+        <w:tabs>
+          <w:tab w:val="right" w:leader="dot" w:pos="9350"/>
+        </w:tabs>
+        <w:rPr>
+          <w:rFonts w:eastAsiaTheme="minorEastAsia"/>
+          <w:noProof/>
+          <w:lang w:eastAsia="en-CA"/>
+        </w:rPr>
+      </w:pPr>
+      <w:hyperlink w:anchor="_Toc225360292" w:history="1">
+        <w:r>
+          <w:rPr>
+            <w:rStyle w:val="Hyperlink"/>
+            <w:noProof/>
+          </w:rPr>
+          <w:t>Figure 4: Issue A Fix Validation Result</w:t>
+        </w:r>
+        <w:r>
+          <w:rPr>
+            <w:noProof/>
+            <w:webHidden/>
+          </w:rPr>
+          <w:tab/>
+        </w:r>
+        <w:r>
+          <w:rPr>
+            <w:noProof/>
+            <w:webHidden/>
+          </w:rPr>
+          <w:fldChar w:fldCharType="begin"/>
+        </w:r>
+        <w:r>
+          <w:rPr>
+            <w:noProof/>
+            <w:webHidden/>
+          </w:rPr>
+          <w:instrText xml:space="preserve"> PAGEREF _Toc225360292 \h </w:instrText>
+        </w:r>
+        <w:r>
+          <w:rPr>
+            <w:noProof/>
+            <w:webHidden/>
+          </w:rPr>
+        </w:r>
+        <w:r>
+          <w:rPr>
+            <w:noProof/>
+            <w:webHidden/>
+          </w:rPr>
+          <w:fldChar w:fldCharType="separate"/>
+        </w:r>
+        <w:r>
+          <w:rPr>
+            <w:noProof/>
+            <w:webHidden/>
+          </w:rPr>
+          <w:t>8</w:t>
+        </w:r>
+        <w:r>
+          <w:rPr>
+            <w:noProof/>
+            <w:webHidden/>
+          </w:rPr>
+          <w:fldChar w:fldCharType="end"/>
+        </w:r>
+      </w:hyperlink>
+    </w:p>
+    <w:p>
+      <w:pPr>
+        <w:pStyle w:val="TableofFigures"/>
+        <w:tabs>
+          <w:tab w:val="right" w:leader="dot" w:pos="9350"/>
+        </w:tabs>
+        <w:rPr>
+          <w:rFonts w:eastAsiaTheme="minorEastAsia"/>
+          <w:noProof/>
+          <w:lang w:eastAsia="en-CA"/>
+        </w:rPr>
+      </w:pPr>
+      <w:hyperlink w:anchor="_Toc225360293" w:history="1">
+        <w:r>
+          <w:rPr>
+            <w:rStyle w:val="Hyperlink"/>
+            <w:noProof/>
+          </w:rPr>
+          <w:t>Figure 5: Stability Test Changes</w:t>
+        </w:r>
+        <w:r>
+          <w:rPr>
+            <w:noProof/>
+            <w:webHidden/>
+          </w:rPr>
+          <w:tab/>
+        </w:r>
+        <w:r>
+          <w:rPr>
+            <w:noProof/>
+            <w:webHidden/>
+          </w:rPr>
+          <w:fldChar w:fldCharType="begin"/>
+        </w:r>
+        <w:r>
+          <w:rPr>
+            <w:noProof/>
+            <w:webHidden/>
+          </w:rPr>
+          <w:instrText xml:space="preserve"> PAGEREF _Toc225360293 \h </w:instrText>
+        </w:r>
+        <w:r>
+          <w:rPr>
+            <w:noProof/>
+            <w:webHidden/>
+          </w:rPr>
+        </w:r>
+        <w:r>
+          <w:rPr>
+            <w:noProof/>
+            <w:webHidden/>
+          </w:rPr>
+          <w:fldChar w:fldCharType="separate"/>
+        </w:r>
+        <w:r>
+          <w:rPr>
+            <w:noProof/>
+            <w:webHidden/>
+          </w:rPr>
+          <w:t>8</w:t>
+        </w:r>
+        <w:r>
+          <w:rPr>
+            <w:noProof/>
+            <w:webHidden/>
+          </w:rPr>
+          <w:fldChar w:fldCharType="end"/>
+        </w:r>
+      </w:hyperlink>
+    </w:p>
+    <w:p>
+      <w:pPr>
+        <w:pStyle w:val="TableofFigures"/>
+        <w:tabs>
+          <w:tab w:val="right" w:leader="dot" w:pos="9350"/>
+        </w:tabs>
+        <w:rPr>
+          <w:rFonts w:eastAsiaTheme="minorEastAsia"/>
+          <w:noProof/>
+          <w:lang w:eastAsia="en-CA"/>
+        </w:rPr>
+      </w:pPr>
+      <w:hyperlink w:anchor="_Toc225360294" w:history="1">
+        <w:r>
+          <w:rPr>
+            <w:rStyle w:val="Hyperlink"/>
+            <w:noProof/>
+          </w:rPr>
+          <w:t>Figure 6: Semgrep Scan Summary</w:t>
+        </w:r>
+        <w:r>
+          <w:rPr>
+            <w:noProof/>
+            <w:webHidden/>
+          </w:rPr>
+          <w:tab/>
+        </w:r>
+        <w:r>
+          <w:rPr>
+            <w:noProof/>
+            <w:webHidden/>
+          </w:rPr>
+          <w:fldChar w:fldCharType="begin"/>
+        </w:r>
+        <w:r>
+          <w:rPr>
+            <w:noProof/>
+            <w:webHidden/>
+          </w:rPr>
+          <w:instrText xml:space="preserve"> PAGEREF _Toc225360294 \h </w:instrText>
+        </w:r>
+        <w:r>
+          <w:rPr>
+            <w:noProof/>
+            <w:webHidden/>
+          </w:rPr>
+        </w:r>
+        <w:r>
+          <w:rPr>
+            <w:noProof/>
+            <w:webHidden/>
+          </w:rPr>
+          <w:fldChar w:fldCharType="separate"/>
+        </w:r>
+        <w:r>
+          <w:rPr>
+            <w:noProof/>
+            <w:webHidden/>
+          </w:rPr>
+          <w:t>9</w:t>
+        </w:r>
+        <w:r>
+          <w:rPr>
+            <w:noProof/>
+            <w:webHidden/>
+          </w:rPr>
+          <w:fldChar w:fldCharType="end"/>
+        </w:r>
+      </w:hyperlink>
+    </w:p>
+    <w:p>
+      <w:pPr>
+        <w:pStyle w:val="TableofFigures"/>
+        <w:tabs>
+          <w:tab w:val="right" w:leader="dot" w:pos="9350"/>
+        </w:tabs>
+        <w:rPr>
+          <w:rFonts w:eastAsiaTheme="minorEastAsia"/>
+          <w:noProof/>
+          <w:lang w:eastAsia="en-CA"/>
+        </w:rPr>
+      </w:pPr>
+      <w:hyperlink w:anchor="_Toc225360295" w:history="1">
+        <w:r>
+          <w:rPr>
+            <w:rStyle w:val="Hyperlink"/>
+            <w:noProof/>
+          </w:rPr>
+          <w:t>Figure 7: Semgrep Errors</w:t>
+        </w:r>
+        <w:r>
+          <w:rPr>
+            <w:noProof/>
+            <w:webHidden/>
+          </w:rPr>
+          <w:tab/>
+        </w:r>
+        <w:r>
+          <w:rPr>
+            <w:noProof/>
+            <w:webHidden/>
+          </w:rPr>
+          <w:fldChar w:fldCharType="begin"/>
+        </w:r>
+        <w:r>
+          <w:rPr>
+            <w:noProof/>
+            <w:webHidden/>
+          </w:rPr>
+          <w:instrText xml:space="preserve"> PAGEREF _Toc225360295 \h </w:instrText>
+        </w:r>
+        <w:r>
+          <w:rPr>
+            <w:noProof/>
+            <w:webHidden/>
+          </w:rPr>
+        </w:r>
+        <w:r>
+          <w:rPr>
+            <w:noProof/>
+            <w:webHidden/>
+          </w:rPr>
+          <w:fldChar w:fldCharType="separate"/>
+        </w:r>
+        <w:r>
+          <w:rPr>
+            <w:noProof/>
+            <w:webHidden/>
+          </w:rPr>
+          <w:t>10</w:t>
+        </w:r>
+        <w:r>
+          <w:rPr>
+            <w:noProof/>
+            <w:webHidden/>
+          </w:rPr>
+          <w:fldChar w:fldCharType="end"/>
+        </w:r>
+      </w:hyperlink>
+    </w:p>
+    <w:p>
+      <w:pPr>
+        <w:pStyle w:val="TableofFigures"/>
+        <w:tabs>
+          <w:tab w:val="right" w:leader="dot" w:pos="9350"/>
+        </w:tabs>
+        <w:rPr>
+          <w:rFonts w:eastAsiaTheme="minorEastAsia"/>
+          <w:noProof/>
+          <w:lang w:eastAsia="en-CA"/>
+        </w:rPr>
+      </w:pPr>
+      <w:hyperlink w:anchor="_Toc225360296" w:history="1">
+        <w:r>
+          <w:rPr>
+            <w:rStyle w:val="Hyperlink"/>
+            <w:noProof/>
+          </w:rPr>
+          <w:t>Figure 8: Issue A File Semgrep Scan</w:t>
+        </w:r>
+        <w:r>
+          <w:rPr>
+            <w:noProof/>
+            <w:webHidden/>
+          </w:rPr>
+          <w:tab/>
+        </w:r>
+        <w:r>
+          <w:rPr>
+            <w:noProof/>
+            <w:webHidden/>
+          </w:rPr>
+          <w:fldChar w:fldCharType="begin"/>
+        </w:r>
+        <w:r>
+          <w:rPr>
+            <w:noProof/>
+            <w:webHidden/>
+          </w:rPr>
+          <w:instrText xml:space="preserve"> PAGEREF _Toc225360296 \h </w:instrText>
+        </w:r>
+        <w:r>
+          <w:rPr>
+            <w:noProof/>
+            <w:webHidden/>
+          </w:rPr>
+        </w:r>
+        <w:r>
+          <w:rPr>
+            <w:noProof/>
+            <w:webHidden/>
+          </w:rPr>
+          <w:fldChar w:fldCharType="separate"/>
+        </w:r>
+        <w:r>
+          <w:rPr>
+            <w:noProof/>
+            <w:webHidden/>
+          </w:rPr>
+          <w:t>10</w:t>
+        </w:r>
+        <w:r>
+          <w:rPr>
+            <w:noProof/>
+            <w:webHidden/>
+          </w:rPr>
+          <w:fldChar w:fldCharType="end"/>
+        </w:r>
+      </w:hyperlink>
+    </w:p>
+    <w:p>
+      <w:pPr>
+        <w:rPr>
+          <w:lang w:val="en-US"/>
+        </w:rPr>
+      </w:pPr>
+      <w:r>
+        <w:rPr>
+          <w:lang w:val="en-US"/>
+        </w:rPr>
+        <w:fldChar w:fldCharType="end"/>
+      </w:r>
+    </w:p>
+    <w:p>
+      <w:pPr>
+        <w:pStyle w:val="Heading1"/>
+        <w:rPr>
+          <w:lang w:val="en-US"/>
+        </w:rPr>
+      </w:pPr>
+      <w:bookmarkStart w:id="1" w:name="_Toc225360265"/>
+      <w:r>
+        <w:rPr>
+          <w:lang w:val="en-US"/>
+        </w:rPr>
+        <w:t>List of Tables</w:t>
+      </w:r>
+      <w:bookmarkEnd w:id="1"/>
+    </w:p>
+    <w:p>
+      <w:pPr>
+        <w:pStyle w:val="TableofFigures"/>
+        <w:tabs>
+          <w:tab w:val="right" w:leader="dot" w:pos="9350"/>
+        </w:tabs>
+        <w:rPr>
+          <w:rFonts w:eastAsiaTheme="minorEastAsia"/>
+          <w:noProof/>
+          <w:lang w:eastAsia="en-CA"/>
+        </w:rPr>
+      </w:pPr>
+      <w:r>
+        <w:rPr>
+          <w:lang w:val="en-US"/>
+        </w:rPr>
+        <w:fldChar w:fldCharType="begin"/>
+      </w:r>
+      <w:r>
+        <w:rPr>
+          <w:lang w:val="en-US"/>
+        </w:rPr>
+        <w:instrText xml:space="preserve"> TOC \h \z \c "Table" </w:instrText>
+      </w:r>
+      <w:r>
+        <w:rPr>
+          <w:lang w:val="en-US"/>
+        </w:rPr>
+        <w:fldChar w:fldCharType="separate"/>
+      </w:r>
+      <w:hyperlink w:anchor="_Toc225360297" w:history="1">
+        <w:r>
+          <w:rPr>
+            <w:rStyle w:val="Hyperlink"/>
+            <w:noProof/>
+          </w:rPr>
+          <w:t>Table 1: Experiment 2 results</w:t>
+        </w:r>
+        <w:r>
+          <w:rPr>
+            <w:noProof/>
+            <w:webHidden/>
+          </w:rPr>
+          <w:tab/>
+        </w:r>
+        <w:r>
+          <w:rPr>
+            <w:noProof/>
+            <w:webHidden/>
+          </w:rPr>
+          <w:fldChar w:fldCharType="begin"/>
+        </w:r>
+        <w:r>
+          <w:rPr>
+            <w:noProof/>
+            <w:webHidden/>
+          </w:rPr>
+          <w:instrText xml:space="preserve"> PAGEREF _Toc225360297 \h </w:instrText>
+        </w:r>
+        <w:r>
+          <w:rPr>
+            <w:noProof/>
+            <w:webHidden/>
+          </w:rPr>
+        </w:r>
+        <w:r>
+          <w:rPr>
+            <w:noProof/>
+            <w:webHidden/>
+          </w:rPr>
+          <w:fldChar w:fldCharType="separate"/>
+        </w:r>
+        <w:r>
+          <w:rPr>
+            <w:noProof/>
+            <w:webHidden/>
+          </w:rPr>
+          <w:t>5</w:t>
+        </w:r>
+        <w:r>
+          <w:rPr>
+            <w:noProof/>
+            <w:webHidden/>
+          </w:rPr>
+          <w:fldChar w:fldCharType="end"/>
+        </w:r>
+      </w:hyperlink>
+    </w:p>
+    <w:p>
+      <w:pPr>
+        <w:pStyle w:val="TableofFigures"/>
+        <w:tabs>
+          <w:tab w:val="right" w:leader="dot" w:pos="9350"/>
+        </w:tabs>
+        <w:rPr>
+          <w:rFonts w:eastAsiaTheme="minorEastAsia"/>
+          <w:noProof/>
+          <w:lang w:eastAsia="en-CA"/>
+        </w:rPr>
+      </w:pPr>
+      <w:hyperlink w:anchor="_Toc225360298" w:history="1">
+        <w:r>
+          <w:rPr>
+            <w:rStyle w:val="Hyperlink"/>
+            <w:noProof/>
+          </w:rPr>
+          <w:t>Table 2: Issue A Execution Path Evidence</w:t>
+        </w:r>
+        <w:r>
+          <w:rPr>
+            <w:noProof/>
+            <w:webHidden/>
+          </w:rPr>
+          <w:tab/>
+        </w:r>
+        <w:r>
+          <w:rPr>
+            <w:noProof/>
+            <w:webHidden/>
+          </w:rPr>
+          <w:fldChar w:fldCharType="begin"/>
+        </w:r>
+        <w:r>
+          <w:rPr>
+            <w:noProof/>
+            <w:webHidden/>
+          </w:rPr>
+          <w:instrText xml:space="preserve"> PAGEREF _Toc225360298 \h </w:instrText>
         </w:r>
         <w:r>
           <w:rPr>
@@ -3405,13 +3298,13 @@
           <w:lang w:eastAsia="en-CA"/>
         </w:rPr>
       </w:pPr>
-      <w:hyperlink w:anchor="_Toc225356320" w:history="1">
+      <w:hyperlink w:anchor="_Toc225360299" w:history="1">
         <w:r>
           <w:rPr>
             <w:rStyle w:val="Hyperlink"/>
             <w:noProof/>
           </w:rPr>
-          <w:t>Figure 3: Issue A Fix Validation</w:t>
+          <w:t>Table 3: Semgrep Comparison summary</w:t>
         </w:r>
         <w:r>
           <w:rPr>
@@ -3432,7 +3325,7 @@
             <w:noProof/>
             <w:webHidden/>
           </w:rPr>
-          <w:instrText xml:space="preserve"> PAGEREF _Toc225356320 \h </w:instrText>
+          <w:instrText xml:space="preserve"> PAGEREF _Toc225360299 \h </w:instrText>
         </w:r>
         <w:r>
           <w:rPr>
@@ -3452,7 +3345,7 @@
             <w:noProof/>
             <w:webHidden/>
           </w:rPr>
-          <w:t>8</w:t>
+          <w:t>11</w:t>
         </w:r>
         <w:r>
           <w:rPr>
@@ -3465,333 +3358,6 @@
     </w:p>
     <w:p>
       <w:pPr>
-        <w:pStyle w:val="TableofFigures"/>
-        <w:tabs>
-          <w:tab w:val="right" w:leader="dot" w:pos="9350"/>
-        </w:tabs>
-        <w:rPr>
-          <w:rFonts w:eastAsiaTheme="minorEastAsia"/>
-          <w:noProof/>
-          <w:lang w:eastAsia="en-CA"/>
-        </w:rPr>
-      </w:pPr>
-      <w:hyperlink w:anchor="_Toc225356321" w:history="1">
-        <w:r>
-          <w:rPr>
-            <w:rStyle w:val="Hyperlink"/>
-            <w:noProof/>
-          </w:rPr>
-          <w:t>Figure 4: Issue A Fix Validation Result</w:t>
-        </w:r>
-        <w:r>
-          <w:rPr>
-            <w:noProof/>
-            <w:webHidden/>
-          </w:rPr>
-          <w:tab/>
-        </w:r>
-        <w:r>
-          <w:rPr>
-            <w:noProof/>
-            <w:webHidden/>
-          </w:rPr>
-          <w:fldChar w:fldCharType="begin"/>
-        </w:r>
-        <w:r>
-          <w:rPr>
-            <w:noProof/>
-            <w:webHidden/>
-          </w:rPr>
-          <w:instrText xml:space="preserve"> PAGEREF _Toc225356321 \h </w:instrText>
-        </w:r>
-        <w:r>
-          <w:rPr>
-            <w:noProof/>
-            <w:webHidden/>
-          </w:rPr>
-        </w:r>
-        <w:r>
-          <w:rPr>
-            <w:noProof/>
-            <w:webHidden/>
-          </w:rPr>
-          <w:fldChar w:fldCharType="separate"/>
-        </w:r>
-        <w:r>
-          <w:rPr>
-            <w:noProof/>
-            <w:webHidden/>
-          </w:rPr>
-          <w:t>8</w:t>
-        </w:r>
-        <w:r>
-          <w:rPr>
-            <w:noProof/>
-            <w:webHidden/>
-          </w:rPr>
-          <w:fldChar w:fldCharType="end"/>
-        </w:r>
-      </w:hyperlink>
-    </w:p>
-    <w:p>
-      <w:pPr>
-        <w:pStyle w:val="TableofFigures"/>
-        <w:tabs>
-          <w:tab w:val="right" w:leader="dot" w:pos="9350"/>
-        </w:tabs>
-        <w:rPr>
-          <w:rFonts w:eastAsiaTheme="minorEastAsia"/>
-          <w:noProof/>
-          <w:lang w:eastAsia="en-CA"/>
-        </w:rPr>
-      </w:pPr>
-      <w:hyperlink w:anchor="_Toc225356322" w:history="1">
-        <w:r>
-          <w:rPr>
-            <w:rStyle w:val="Hyperlink"/>
-            <w:noProof/>
-          </w:rPr>
-          <w:t>Figure 5: Stability Test Changes</w:t>
-        </w:r>
-        <w:r>
-          <w:rPr>
-            <w:noProof/>
-            <w:webHidden/>
-          </w:rPr>
-          <w:tab/>
-        </w:r>
-        <w:r>
-          <w:rPr>
-            <w:noProof/>
-            <w:webHidden/>
-          </w:rPr>
-          <w:fldChar w:fldCharType="begin"/>
-        </w:r>
-        <w:r>
-          <w:rPr>
-            <w:noProof/>
-            <w:webHidden/>
-          </w:rPr>
-          <w:instrText xml:space="preserve"> PAGEREF _Toc225356322 \h </w:instrText>
-        </w:r>
-        <w:r>
-          <w:rPr>
-            <w:noProof/>
-            <w:webHidden/>
-          </w:rPr>
-        </w:r>
-        <w:r>
-          <w:rPr>
-            <w:noProof/>
-            <w:webHidden/>
-          </w:rPr>
-          <w:fldChar w:fldCharType="separate"/>
-        </w:r>
-        <w:r>
-          <w:rPr>
-            <w:noProof/>
-            <w:webHidden/>
-          </w:rPr>
-          <w:t>8</w:t>
-        </w:r>
-        <w:r>
-          <w:rPr>
-            <w:noProof/>
-            <w:webHidden/>
-          </w:rPr>
-          <w:fldChar w:fldCharType="end"/>
-        </w:r>
-      </w:hyperlink>
-    </w:p>
-    <w:p>
-      <w:pPr>
-        <w:rPr>
-          <w:lang w:val="en-US"/>
-        </w:rPr>
-      </w:pPr>
-      <w:r>
-        <w:rPr>
-          <w:lang w:val="en-US"/>
-        </w:rPr>
-        <w:fldChar w:fldCharType="end"/>
-      </w:r>
-    </w:p>
-    <w:p>
-      <w:pPr>
-        <w:pStyle w:val="Heading1"/>
-        <w:rPr>
-          <w:lang w:val="en-US"/>
-        </w:rPr>
-      </w:pPr>
-      <w:bookmarkStart w:id="1" w:name="_Toc225356324"/>
-      <w:r>
-        <w:rPr>
-          <w:lang w:val="en-US"/>
-        </w:rPr>
-        <w:t>List of Tables</w:t>
-      </w:r>
-      <w:bookmarkEnd w:id="1"/>
-    </w:p>
-    <w:p>
-      <w:pPr>
-        <w:pStyle w:val="TableofFigures"/>
-        <w:tabs>
-          <w:tab w:val="right" w:leader="dot" w:pos="9350"/>
-        </w:tabs>
-        <w:rPr>
-          <w:rFonts w:eastAsiaTheme="minorEastAsia"/>
-          <w:noProof/>
-          <w:lang w:eastAsia="en-CA"/>
-        </w:rPr>
-      </w:pPr>
-      <w:r>
-        <w:rPr>
-          <w:lang w:val="en-US"/>
-        </w:rPr>
-        <w:fldChar w:fldCharType="begin"/>
-      </w:r>
-      <w:r>
-        <w:rPr>
-          <w:lang w:val="en-US"/>
-        </w:rPr>
-        <w:instrText xml:space="preserve"> TOC \h \z \c "Table" </w:instrText>
-      </w:r>
-      <w:r>
-        <w:rPr>
-          <w:lang w:val="en-US"/>
-        </w:rPr>
-        <w:fldChar w:fldCharType="separate"/>
-      </w:r>
-      <w:hyperlink w:anchor="_Toc225356315" w:history="1">
-        <w:r>
-          <w:rPr>
-            <w:rStyle w:val="Hyperlink"/>
-            <w:noProof/>
-          </w:rPr>
-          <w:t>Table 1: Experiment 2 results</w:t>
-        </w:r>
-        <w:r>
-          <w:rPr>
-            <w:noProof/>
-            <w:webHidden/>
-          </w:rPr>
-          <w:tab/>
-        </w:r>
-        <w:r>
-          <w:rPr>
-            <w:noProof/>
-            <w:webHidden/>
-          </w:rPr>
-          <w:fldChar w:fldCharType="begin"/>
-        </w:r>
-        <w:r>
-          <w:rPr>
-            <w:noProof/>
-            <w:webHidden/>
-          </w:rPr>
-          <w:instrText xml:space="preserve"> PAGEREF _Toc225356315 \h </w:instrText>
-        </w:r>
-        <w:r>
-          <w:rPr>
-            <w:noProof/>
-            <w:webHidden/>
-          </w:rPr>
-        </w:r>
-        <w:r>
-          <w:rPr>
-            <w:noProof/>
-            <w:webHidden/>
-          </w:rPr>
-          <w:fldChar w:fldCharType="separate"/>
-        </w:r>
-        <w:r>
-          <w:rPr>
-            <w:noProof/>
-            <w:webHidden/>
-          </w:rPr>
-          <w:t>5</w:t>
-        </w:r>
-        <w:r>
-          <w:rPr>
-            <w:noProof/>
-            <w:webHidden/>
-          </w:rPr>
-          <w:fldChar w:fldCharType="end"/>
-        </w:r>
-      </w:hyperlink>
-    </w:p>
-    <w:p>
-      <w:pPr>
-        <w:pStyle w:val="TableofFigures"/>
-        <w:tabs>
-          <w:tab w:val="right" w:leader="dot" w:pos="9350"/>
-        </w:tabs>
-        <w:rPr>
-          <w:rFonts w:eastAsiaTheme="minorEastAsia"/>
-          <w:noProof/>
-          <w:lang w:eastAsia="en-CA"/>
-        </w:rPr>
-      </w:pPr>
-      <w:hyperlink w:anchor="_Toc225356316" w:history="1">
-        <w:r>
-          <w:rPr>
-            <w:rStyle w:val="Hyperlink"/>
-            <w:noProof/>
-          </w:rPr>
-          <w:t>Table 2: Issue A Execution Path Evidence</w:t>
-        </w:r>
-        <w:r>
-          <w:rPr>
-            <w:noProof/>
-            <w:webHidden/>
-          </w:rPr>
-          <w:tab/>
-        </w:r>
-        <w:r>
-          <w:rPr>
-            <w:noProof/>
-            <w:webHidden/>
-          </w:rPr>
-          <w:fldChar w:fldCharType="begin"/>
-        </w:r>
-        <w:r>
-          <w:rPr>
-            <w:noProof/>
-            <w:webHidden/>
-          </w:rPr>
-          <w:instrText xml:space="preserve"> PAGEREF _Toc225356316 \h </w:instrText>
-        </w:r>
-        <w:r>
-          <w:rPr>
-            <w:noProof/>
-            <w:webHidden/>
-          </w:rPr>
-        </w:r>
-        <w:r>
-          <w:rPr>
-            <w:noProof/>
-            <w:webHidden/>
-          </w:rPr>
-          <w:fldChar w:fldCharType="separate"/>
-        </w:r>
-        <w:r>
-          <w:rPr>
-            <w:noProof/>
-            <w:webHidden/>
-          </w:rPr>
-          <w:t>6</w:t>
-        </w:r>
-        <w:r>
-          <w:rPr>
-            <w:noProof/>
-            <w:webHidden/>
-          </w:rPr>
-          <w:fldChar w:fldCharType="end"/>
-        </w:r>
-      </w:hyperlink>
-    </w:p>
-    <w:p>
-      <w:pPr>
         <w:rPr>
           <w:lang w:val="en-US"/>
         </w:rPr>
@@ -3814,7 +3380,7 @@
           <w:lang w:val="en-US"/>
         </w:rPr>
       </w:pPr>
-      <w:bookmarkStart w:id="2" w:name="_Toc225356325"/>
+      <w:bookmarkStart w:id="2" w:name="_Toc225360266"/>
       <w:r>
         <w:rPr>
           <w:lang w:val="en-US"/>
@@ -3860,7 +3426,6 @@
         <w:rPr>
           <w:lang w:val="en-US"/>
         </w:rPr>
-        <w:lastRenderedPageBreak/>
         <w:t xml:space="preserve">This report explores using Infer, which is a static analysis tool that performs path-sensitive and intraprocedural analysis to construct execution traces leading to potential defects. </w:t>
       </w:r>
       <w:r>
@@ -3895,11 +3460,12 @@
           <w:lang w:val="en-US"/>
         </w:rPr>
       </w:pPr>
-      <w:bookmarkStart w:id="3" w:name="_Toc225356326"/>
-      <w:r>
-        <w:rPr>
-          <w:lang w:val="en-US"/>
-        </w:rPr>
+      <w:bookmarkStart w:id="3" w:name="_Toc225360267"/>
+      <w:r>
+        <w:rPr>
+          <w:lang w:val="en-US"/>
+        </w:rPr>
+        <w:lastRenderedPageBreak/>
         <w:t>Background</w:t>
       </w:r>
       <w:bookmarkEnd w:id="3"/>
@@ -4055,7 +3621,7 @@
           <w:lang w:val="en-US"/>
         </w:rPr>
       </w:pPr>
-      <w:bookmarkStart w:id="4" w:name="_Toc225356327"/>
+      <w:bookmarkStart w:id="4" w:name="_Toc225360268"/>
       <w:r>
         <w:rPr>
           <w:lang w:val="en-US"/>
@@ -4071,7 +3637,7 @@
           <w:lang w:val="en-US"/>
         </w:rPr>
       </w:pPr>
-      <w:bookmarkStart w:id="5" w:name="_Toc225356328"/>
+      <w:bookmarkStart w:id="5" w:name="_Toc225360269"/>
       <w:r>
         <w:rPr>
           <w:lang w:val="en-US"/>
@@ -4175,7 +3741,7 @@
           <w:lang w:val="en-US"/>
         </w:rPr>
       </w:pPr>
-      <w:bookmarkStart w:id="6" w:name="_Toc225356329"/>
+      <w:bookmarkStart w:id="6" w:name="_Toc225360270"/>
       <w:r>
         <w:rPr>
           <w:lang w:val="en-US"/>
@@ -4221,12 +3787,11 @@
           <w:lang w:val="en-US"/>
         </w:rPr>
       </w:pPr>
-      <w:bookmarkStart w:id="7" w:name="_Toc225356330"/>
-      <w:r>
-        <w:rPr>
-          <w:lang w:val="en-US"/>
-        </w:rPr>
-        <w:lastRenderedPageBreak/>
+      <w:bookmarkStart w:id="7" w:name="_Toc225360271"/>
+      <w:r>
+        <w:rPr>
+          <w:lang w:val="en-US"/>
+        </w:rPr>
         <w:t xml:space="preserve">3.3 </w:t>
       </w:r>
       <w:r>
@@ -4286,7 +3851,7 @@
           <w:lang w:val="en-US"/>
         </w:rPr>
       </w:pPr>
-      <w:bookmarkStart w:id="8" w:name="_Toc225356331"/>
+      <w:bookmarkStart w:id="8" w:name="_Toc225360272"/>
       <w:r>
         <w:rPr>
           <w:lang w:val="en-US"/>
@@ -4340,6 +3905,7 @@
         <w:rPr>
           <w:lang w:val="en-US"/>
         </w:rPr>
+        <w:lastRenderedPageBreak/>
         <w:t xml:space="preserve">Verified by </w:t>
       </w:r>
       <w:proofErr w:type="gramStart"/>
@@ -4378,7 +3944,7 @@
           <w:lang w:val="en-US"/>
         </w:rPr>
       </w:pPr>
-      <w:bookmarkStart w:id="9" w:name="_Toc225356332"/>
+      <w:bookmarkStart w:id="9" w:name="_Toc225360273"/>
       <w:r>
         <w:rPr>
           <w:lang w:val="en-US"/>
@@ -4510,7 +4076,7 @@
           <w:lang w:val="en-US"/>
         </w:rPr>
       </w:pPr>
-      <w:bookmarkStart w:id="10" w:name="_Toc225356333"/>
+      <w:bookmarkStart w:id="10" w:name="_Toc225360274"/>
       <w:r>
         <w:rPr>
           <w:lang w:val="en-US"/>
@@ -4526,7 +4092,7 @@
           <w:lang w:val="en-US"/>
         </w:rPr>
       </w:pPr>
-      <w:bookmarkStart w:id="11" w:name="_Toc225356334"/>
+      <w:bookmarkStart w:id="11" w:name="_Toc225360275"/>
       <w:r>
         <w:rPr>
           <w:lang w:val="en-US"/>
@@ -4685,28 +4251,18 @@
         <w:keepNext/>
         <w:jc w:val="center"/>
       </w:pPr>
-      <w:bookmarkStart w:id="12" w:name="_Toc225356315"/>
+      <w:bookmarkStart w:id="12" w:name="_Toc225360297"/>
       <w:r>
         <w:t xml:space="preserve">Table </w:t>
       </w:r>
-      <w:r>
-        <w:fldChar w:fldCharType="begin"/>
-      </w:r>
-      <w:r>
-        <w:instrText xml:space="preserve"> SEQ Table \* ARABIC </w:instrText>
-      </w:r>
-      <w:r>
-        <w:fldChar w:fldCharType="separate"/>
-      </w:r>
-      <w:r>
-        <w:rPr>
-          <w:noProof/>
-        </w:rPr>
-        <w:t>1</w:t>
-      </w:r>
-      <w:r>
-        <w:fldChar w:fldCharType="end"/>
-      </w:r>
+      <w:fldSimple w:instr=" SEQ Table \* ARABIC ">
+        <w:r>
+          <w:rPr>
+            <w:noProof/>
+          </w:rPr>
+          <w:t>1</w:t>
+        </w:r>
+      </w:fldSimple>
       <w:r>
         <w:t xml:space="preserve">: Experiment </w:t>
       </w:r>
@@ -4885,7 +4441,7 @@
           <w:lang w:val="en-US"/>
         </w:rPr>
       </w:pPr>
-      <w:bookmarkStart w:id="13" w:name="_Toc225356335"/>
+      <w:bookmarkStart w:id="13" w:name="_Toc225360276"/>
       <w:r>
         <w:rPr>
           <w:lang w:val="en-US"/>
@@ -4913,7 +4469,7 @@
           <w:lang w:val="en-US"/>
         </w:rPr>
       </w:pPr>
-      <w:bookmarkStart w:id="14" w:name="_Toc225356336"/>
+      <w:bookmarkStart w:id="14" w:name="_Toc225360277"/>
       <w:r>
         <w:rPr>
           <w:lang w:val="en-US"/>
@@ -5029,13 +4585,7 @@
         <w:rPr>
           <w:color w:val="000000" w:themeColor="text1"/>
         </w:rPr>
-        <w:t>/concurrent/FutureImpl.java:235</w:t>
-      </w:r>
-      <w:r>
-        <w:rPr>
-          <w:color w:val="000000" w:themeColor="text1"/>
-        </w:rPr>
-        <w:t>. The relevant code snippet is shown in figure 1</w:t>
+        <w:t>/concurrent/FutureImpl.java:235. The relevant code snippet is shown in figure 1</w:t>
       </w:r>
       <w:r>
         <w:rPr>
@@ -5110,28 +4660,18 @@
         <w:pStyle w:val="Caption"/>
         <w:jc w:val="center"/>
       </w:pPr>
-      <w:bookmarkStart w:id="15" w:name="_Toc225356318"/>
+      <w:bookmarkStart w:id="15" w:name="_Toc225360289"/>
       <w:r>
         <w:t xml:space="preserve">Figure </w:t>
       </w:r>
-      <w:r>
-        <w:fldChar w:fldCharType="begin"/>
-      </w:r>
-      <w:r>
-        <w:instrText xml:space="preserve"> SEQ Figure \* ARABIC </w:instrText>
-      </w:r>
-      <w:r>
-        <w:fldChar w:fldCharType="separate"/>
-      </w:r>
-      <w:r>
-        <w:rPr>
-          <w:noProof/>
-        </w:rPr>
-        <w:t>1</w:t>
-      </w:r>
-      <w:r>
-        <w:fldChar w:fldCharType="end"/>
-      </w:r>
+      <w:fldSimple w:instr=" SEQ Figure \* ARABIC ">
+        <w:r>
+          <w:rPr>
+            <w:noProof/>
+          </w:rPr>
+          <w:t>1</w:t>
+        </w:r>
+      </w:fldSimple>
       <w:r>
         <w:t>: Issue A relevant code snippet</w:t>
       </w:r>
@@ -5190,28 +4730,18 @@
         <w:pStyle w:val="Caption"/>
         <w:jc w:val="center"/>
       </w:pPr>
-      <w:bookmarkStart w:id="16" w:name="_Toc225356319"/>
+      <w:bookmarkStart w:id="16" w:name="_Toc225360290"/>
       <w:r>
         <w:t xml:space="preserve">Figure </w:t>
       </w:r>
-      <w:r>
-        <w:fldChar w:fldCharType="begin"/>
-      </w:r>
-      <w:r>
-        <w:instrText xml:space="preserve"> SEQ Figure \* ARABIC </w:instrText>
-      </w:r>
-      <w:r>
-        <w:fldChar w:fldCharType="separate"/>
-      </w:r>
-      <w:r>
-        <w:rPr>
-          <w:noProof/>
-        </w:rPr>
-        <w:t>2</w:t>
-      </w:r>
-      <w:r>
-        <w:fldChar w:fldCharType="end"/>
-      </w:r>
+      <w:fldSimple w:instr=" SEQ Figure \* ARABIC ">
+        <w:r>
+          <w:rPr>
+            <w:noProof/>
+          </w:rPr>
+          <w:t>2</w:t>
+        </w:r>
+      </w:fldSimple>
       <w:r>
         <w:t>: Issue A Infer Trace</w:t>
       </w:r>
@@ -5223,28 +4753,18 @@
         <w:keepNext/>
         <w:jc w:val="center"/>
       </w:pPr>
-      <w:bookmarkStart w:id="17" w:name="_Toc225356316"/>
+      <w:bookmarkStart w:id="17" w:name="_Toc225360298"/>
       <w:r>
         <w:t xml:space="preserve">Table </w:t>
       </w:r>
-      <w:r>
-        <w:fldChar w:fldCharType="begin"/>
-      </w:r>
-      <w:r>
-        <w:instrText xml:space="preserve"> SEQ Table \* ARABIC </w:instrText>
-      </w:r>
-      <w:r>
-        <w:fldChar w:fldCharType="separate"/>
-      </w:r>
-      <w:r>
-        <w:rPr>
-          <w:noProof/>
-        </w:rPr>
-        <w:t>2</w:t>
-      </w:r>
-      <w:r>
-        <w:fldChar w:fldCharType="end"/>
-      </w:r>
+      <w:fldSimple w:instr=" SEQ Table \* ARABIC ">
+        <w:r>
+          <w:rPr>
+            <w:noProof/>
+          </w:rPr>
+          <w:t>2</w:t>
+        </w:r>
+      </w:fldSimple>
       <w:r>
         <w:t xml:space="preserve">: Issue </w:t>
       </w:r>
@@ -5789,7 +5309,7 @@
       <w:pPr>
         <w:pStyle w:val="Heading3"/>
       </w:pPr>
-      <w:bookmarkStart w:id="18" w:name="_Toc225356337"/>
+      <w:bookmarkStart w:id="18" w:name="_Toc225360278"/>
       <w:r>
         <w:lastRenderedPageBreak/>
         <w:t>4.3.</w:t>
@@ -5875,7 +5395,7 @@
       <w:pPr>
         <w:pStyle w:val="Heading3"/>
       </w:pPr>
-      <w:bookmarkStart w:id="19" w:name="_Toc225356338"/>
+      <w:bookmarkStart w:id="19" w:name="_Toc225360279"/>
       <w:r>
         <w:t>4.3.</w:t>
       </w:r>
@@ -5935,7 +5455,7 @@
       <w:pPr>
         <w:pStyle w:val="Heading3"/>
       </w:pPr>
-      <w:bookmarkStart w:id="20" w:name="_Toc225356339"/>
+      <w:bookmarkStart w:id="20" w:name="_Toc225360280"/>
       <w:r>
         <w:t>4.3.</w:t>
       </w:r>
@@ -5996,7 +5516,7 @@
       <w:pPr>
         <w:pStyle w:val="Heading3"/>
       </w:pPr>
-      <w:bookmarkStart w:id="21" w:name="_Toc225356340"/>
+      <w:bookmarkStart w:id="21" w:name="_Toc225360281"/>
       <w:r>
         <w:t>4.3.</w:t>
       </w:r>
@@ -6040,7 +5560,7 @@
       <w:pPr>
         <w:pStyle w:val="Heading3"/>
       </w:pPr>
-      <w:bookmarkStart w:id="22" w:name="_Toc225356341"/>
+      <w:bookmarkStart w:id="22" w:name="_Toc225360282"/>
       <w:r>
         <w:t>4.3.</w:t>
       </w:r>
@@ -6072,10 +5592,7 @@
         <w:t xml:space="preserve"> with the same lock on both the read and write as shown in figure 3.</w:t>
       </w:r>
       <w:r>
-        <w:t xml:space="preserve"> </w:t>
-      </w:r>
-      <w:r>
-        <w:t>After running Infer again we can see the issue is resolved as shown in figure 4.</w:t>
+        <w:t xml:space="preserve"> After running Infer again we can see the issue is resolved as shown in figure 4.</w:t>
       </w:r>
     </w:p>
     <w:p/>
@@ -6132,28 +5649,18 @@
         <w:pStyle w:val="Caption"/>
         <w:jc w:val="center"/>
       </w:pPr>
-      <w:bookmarkStart w:id="23" w:name="_Toc225356320"/>
+      <w:bookmarkStart w:id="23" w:name="_Toc225360291"/>
       <w:r>
         <w:t xml:space="preserve">Figure </w:t>
       </w:r>
-      <w:r>
-        <w:fldChar w:fldCharType="begin"/>
-      </w:r>
-      <w:r>
-        <w:instrText xml:space="preserve"> SEQ Figure \* ARABIC </w:instrText>
-      </w:r>
-      <w:r>
-        <w:fldChar w:fldCharType="separate"/>
-      </w:r>
-      <w:r>
-        <w:rPr>
-          <w:noProof/>
-        </w:rPr>
-        <w:t>3</w:t>
-      </w:r>
-      <w:r>
-        <w:fldChar w:fldCharType="end"/>
-      </w:r>
+      <w:fldSimple w:instr=" SEQ Figure \* ARABIC ">
+        <w:r>
+          <w:rPr>
+            <w:noProof/>
+          </w:rPr>
+          <w:t>3</w:t>
+        </w:r>
+      </w:fldSimple>
       <w:r>
         <w:t>: Issue A Fix Validation</w:t>
       </w:r>
@@ -6212,28 +5719,18 @@
         <w:pStyle w:val="Caption"/>
         <w:jc w:val="center"/>
       </w:pPr>
-      <w:bookmarkStart w:id="24" w:name="_Toc225356321"/>
+      <w:bookmarkStart w:id="24" w:name="_Toc225360292"/>
       <w:r>
         <w:t xml:space="preserve">Figure </w:t>
       </w:r>
-      <w:r>
-        <w:fldChar w:fldCharType="begin"/>
-      </w:r>
-      <w:r>
-        <w:instrText xml:space="preserve"> SEQ Figure \* ARABIC </w:instrText>
-      </w:r>
-      <w:r>
-        <w:fldChar w:fldCharType="separate"/>
-      </w:r>
-      <w:r>
-        <w:rPr>
-          <w:noProof/>
-        </w:rPr>
-        <w:t>4</w:t>
-      </w:r>
-      <w:r>
-        <w:fldChar w:fldCharType="end"/>
-      </w:r>
+      <w:fldSimple w:instr=" SEQ Figure \* ARABIC ">
+        <w:r>
+          <w:rPr>
+            <w:noProof/>
+          </w:rPr>
+          <w:t>4</w:t>
+        </w:r>
+      </w:fldSimple>
       <w:r>
         <w:t>: Issue A Fix Validation Result</w:t>
       </w:r>
@@ -6244,7 +5741,7 @@
       <w:pPr>
         <w:pStyle w:val="Heading3"/>
       </w:pPr>
-      <w:bookmarkStart w:id="25" w:name="_Toc225356342"/>
+      <w:bookmarkStart w:id="25" w:name="_Toc225360283"/>
       <w:r>
         <w:t>4.3.7</w:t>
       </w:r>
@@ -6279,7 +5776,7 @@
           <w:numId w:val="30"/>
         </w:numPr>
       </w:pPr>
-      <w:bookmarkStart w:id="26" w:name="_Toc225356343"/>
+      <w:bookmarkStart w:id="26" w:name="_Toc225360284"/>
       <w:r>
         <w:t>Experiment 4: Stability Under Small Code Changes</w:t>
       </w:r>
@@ -6349,28 +5846,18 @@
         <w:pStyle w:val="Caption"/>
         <w:jc w:val="center"/>
       </w:pPr>
-      <w:bookmarkStart w:id="27" w:name="_Toc225356322"/>
+      <w:bookmarkStart w:id="27" w:name="_Toc225360293"/>
       <w:r>
         <w:t xml:space="preserve">Figure </w:t>
       </w:r>
-      <w:r>
-        <w:fldChar w:fldCharType="begin"/>
-      </w:r>
-      <w:r>
-        <w:instrText xml:space="preserve"> SEQ Figure \* ARABIC </w:instrText>
-      </w:r>
-      <w:r>
-        <w:fldChar w:fldCharType="separate"/>
-      </w:r>
-      <w:r>
-        <w:rPr>
-          <w:noProof/>
-        </w:rPr>
-        <w:t>5</w:t>
-      </w:r>
-      <w:r>
-        <w:fldChar w:fldCharType="end"/>
-      </w:r>
+      <w:fldSimple w:instr=" SEQ Figure \* ARABIC ">
+        <w:r>
+          <w:rPr>
+            <w:noProof/>
+          </w:rPr>
+          <w:t>5</w:t>
+        </w:r>
+      </w:fldSimple>
       <w:r>
         <w:t>: Stability Test Changes</w:t>
       </w:r>
@@ -6384,7 +5871,7 @@
           <w:numId w:val="30"/>
         </w:numPr>
       </w:pPr>
-      <w:bookmarkStart w:id="28" w:name="_Toc225356344"/>
+      <w:bookmarkStart w:id="28" w:name="_Toc225360285"/>
       <w:r>
         <w:lastRenderedPageBreak/>
         <w:t xml:space="preserve">Experiment 5: Comparison with </w:t>
@@ -6523,27 +6010,18 @@
         <w:pStyle w:val="Caption"/>
         <w:jc w:val="center"/>
       </w:pPr>
+      <w:bookmarkStart w:id="29" w:name="_Toc225360294"/>
       <w:r>
         <w:t xml:space="preserve">Figure </w:t>
       </w:r>
-      <w:r>
-        <w:fldChar w:fldCharType="begin"/>
-      </w:r>
-      <w:r>
-        <w:instrText xml:space="preserve"> SEQ Figure \* ARABIC </w:instrText>
-      </w:r>
-      <w:r>
-        <w:fldChar w:fldCharType="separate"/>
-      </w:r>
-      <w:r>
-        <w:rPr>
-          <w:noProof/>
-        </w:rPr>
-        <w:t>6</w:t>
-      </w:r>
-      <w:r>
-        <w:fldChar w:fldCharType="end"/>
-      </w:r>
+      <w:fldSimple w:instr=" SEQ Figure \* ARABIC ">
+        <w:r>
+          <w:rPr>
+            <w:noProof/>
+          </w:rPr>
+          <w:t>6</w:t>
+        </w:r>
+      </w:fldSimple>
       <w:r>
         <w:t xml:space="preserve">: </w:t>
       </w:r>
@@ -6555,6 +6033,7 @@
       <w:r>
         <w:t xml:space="preserve"> Scan Summary</w:t>
       </w:r>
+      <w:bookmarkEnd w:id="29"/>
     </w:p>
     <w:p>
       <w:pPr>
@@ -6623,27 +6102,18 @@
         <w:pStyle w:val="Caption"/>
         <w:jc w:val="center"/>
       </w:pPr>
+      <w:bookmarkStart w:id="30" w:name="_Toc225360295"/>
       <w:r>
         <w:t xml:space="preserve">Figure </w:t>
       </w:r>
-      <w:r>
-        <w:fldChar w:fldCharType="begin"/>
-      </w:r>
-      <w:r>
-        <w:instrText xml:space="preserve"> SEQ Figure \* ARABIC </w:instrText>
-      </w:r>
-      <w:r>
-        <w:fldChar w:fldCharType="separate"/>
-      </w:r>
-      <w:r>
-        <w:rPr>
-          <w:noProof/>
-        </w:rPr>
-        <w:t>7</w:t>
-      </w:r>
-      <w:r>
-        <w:fldChar w:fldCharType="end"/>
-      </w:r>
+      <w:fldSimple w:instr=" SEQ Figure \* ARABIC ">
+        <w:r>
+          <w:rPr>
+            <w:noProof/>
+          </w:rPr>
+          <w:t>7</w:t>
+        </w:r>
+      </w:fldSimple>
       <w:r>
         <w:t xml:space="preserve">: </w:t>
       </w:r>
@@ -6655,6 +6125,7 @@
       <w:r>
         <w:t xml:space="preserve"> Errors</w:t>
       </w:r>
+      <w:bookmarkEnd w:id="30"/>
     </w:p>
     <w:p>
       <w:pPr>
@@ -6713,27 +6184,18 @@
         <w:pStyle w:val="Caption"/>
         <w:jc w:val="center"/>
       </w:pPr>
+      <w:bookmarkStart w:id="31" w:name="_Toc225360296"/>
       <w:r>
         <w:t xml:space="preserve">Figure </w:t>
       </w:r>
-      <w:r>
-        <w:fldChar w:fldCharType="begin"/>
-      </w:r>
-      <w:r>
-        <w:instrText xml:space="preserve"> SEQ Figure \* ARABIC </w:instrText>
-      </w:r>
-      <w:r>
-        <w:fldChar w:fldCharType="separate"/>
-      </w:r>
-      <w:r>
-        <w:rPr>
-          <w:noProof/>
-        </w:rPr>
-        <w:t>8</w:t>
-      </w:r>
-      <w:r>
-        <w:fldChar w:fldCharType="end"/>
-      </w:r>
+      <w:fldSimple w:instr=" SEQ Figure \* ARABIC ">
+        <w:r>
+          <w:rPr>
+            <w:noProof/>
+          </w:rPr>
+          <w:t>8</w:t>
+        </w:r>
+      </w:fldSimple>
       <w:r>
         <w:t xml:space="preserve">: Issue A File </w:t>
       </w:r>
@@ -6745,6 +6207,7 @@
       <w:r>
         <w:t xml:space="preserve"> Scan</w:t>
       </w:r>
+      <w:bookmarkEnd w:id="31"/>
     </w:p>
     <w:p>
       <w:pPr>
@@ -6752,28 +6215,19 @@
         <w:keepNext/>
         <w:jc w:val="center"/>
       </w:pPr>
+      <w:bookmarkStart w:id="32" w:name="_Toc225360299"/>
       <w:r>
         <w:lastRenderedPageBreak/>
         <w:t xml:space="preserve">Table </w:t>
       </w:r>
-      <w:r>
-        <w:fldChar w:fldCharType="begin"/>
-      </w:r>
-      <w:r>
-        <w:instrText xml:space="preserve"> SEQ Table \* ARABIC </w:instrText>
-      </w:r>
-      <w:r>
-        <w:fldChar w:fldCharType="separate"/>
-      </w:r>
-      <w:r>
-        <w:rPr>
-          <w:noProof/>
-        </w:rPr>
-        <w:t>3</w:t>
-      </w:r>
-      <w:r>
-        <w:fldChar w:fldCharType="end"/>
-      </w:r>
+      <w:fldSimple w:instr=" SEQ Table \* ARABIC ">
+        <w:r>
+          <w:rPr>
+            <w:noProof/>
+          </w:rPr>
+          <w:t>3</w:t>
+        </w:r>
+      </w:fldSimple>
       <w:r>
         <w:t xml:space="preserve">: </w:t>
       </w:r>
@@ -6785,6 +6239,7 @@
       <w:r>
         <w:t xml:space="preserve"> Comparison summary</w:t>
       </w:r>
+      <w:bookmarkEnd w:id="32"/>
     </w:p>
     <w:tbl>
       <w:tblPr>
@@ -7059,14 +6514,14 @@
           <w:lang w:val="en-US"/>
         </w:rPr>
       </w:pPr>
-      <w:bookmarkStart w:id="29" w:name="_Toc225356345"/>
+      <w:bookmarkStart w:id="33" w:name="_Toc225360286"/>
       <w:r>
         <w:rPr>
           <w:lang w:val="en-US"/>
         </w:rPr>
         <w:t>Discussion</w:t>
       </w:r>
-      <w:bookmarkEnd w:id="29"/>
+      <w:bookmarkEnd w:id="33"/>
     </w:p>
     <w:p>
       <w:pPr>
@@ -7188,7 +6643,25 @@
           <w:sz w:val="22"/>
           <w:szCs w:val="22"/>
         </w:rPr>
-        <w:t>infer run -- ./</w:t>
+        <w:t xml:space="preserve">infer run </w:t>
+      </w:r>
+      <w:proofErr w:type="gramStart"/>
+      <w:r>
+        <w:rPr>
+          <w:rFonts w:ascii="Consolas" w:hAnsi="Consolas"/>
+          <w:sz w:val="22"/>
+          <w:szCs w:val="22"/>
+        </w:rPr>
+        <w:t>-- .</w:t>
+      </w:r>
+      <w:proofErr w:type="gramEnd"/>
+      <w:r>
+        <w:rPr>
+          <w:rFonts w:ascii="Consolas" w:hAnsi="Consolas"/>
+          <w:sz w:val="22"/>
+          <w:szCs w:val="22"/>
+        </w:rPr>
+        <w:t>/</w:t>
       </w:r>
       <w:proofErr w:type="spellStart"/>
       <w:r>
@@ -7250,14 +6723,14 @@
           <w:lang w:val="en-US"/>
         </w:rPr>
       </w:pPr>
-      <w:bookmarkStart w:id="30" w:name="_Toc225356346"/>
+      <w:bookmarkStart w:id="34" w:name="_Toc225360287"/>
       <w:r>
         <w:rPr>
           <w:lang w:val="en-US"/>
         </w:rPr>
         <w:t>Lessons Learned</w:t>
       </w:r>
-      <w:bookmarkEnd w:id="30"/>
+      <w:bookmarkEnd w:id="34"/>
     </w:p>
     <w:p>
       <w:pPr>
@@ -7278,14 +6751,14 @@
           <w:lang w:val="en-US"/>
         </w:rPr>
       </w:pPr>
-      <w:bookmarkStart w:id="31" w:name="_Toc225356347"/>
+      <w:bookmarkStart w:id="35" w:name="_Toc225360288"/>
       <w:r>
         <w:rPr>
           <w:lang w:val="en-US"/>
         </w:rPr>
         <w:t>Conclusion</w:t>
       </w:r>
-      <w:bookmarkEnd w:id="31"/>
+      <w:bookmarkEnd w:id="35"/>
     </w:p>
     <w:p>
       <w:pPr>
@@ -11476,6 +10949,7 @@
   <w:style w:type="character" w:default="1" w:styleId="DefaultParagraphFont">
     <w:name w:val="Default Paragraph Font"/>
     <w:uiPriority w:val="1"/>
+    <w:semiHidden/>
     <w:unhideWhenUsed/>
   </w:style>
   <w:style w:type="table" w:default="1" w:styleId="TableNormal">
